--- a/testkit/parity/pdfium/c3_tables.docx
+++ b/testkit/parity/pdfium/c3_tables.docx
@@ -478,29 +478,8 @@
     </w:tbl>
     <w:p>
       <w:pPr>
-        <w:spacing w:before="0" w:after="0" w:lineRule="exact" w:line="410"/>
-      </w:pPr>
-      <w:r>
-        <w:rPr>
-          <w:sz w:val="2"/>
-        </w:rPr>
-      </w:r>
-    </w:p>
-    <w:p>
-      <w:pPr>
-        <w:sectPr>
-          <w:pgSz w:w="12240" w:h="15840"/>
-          <w:pgMar w:top="1290" w:right="1378" w:bottom="1150" w:left="1378" w:header="720" w:footer="720" w:gutter="0"/>
-          <w:cols w:num="1"/>
-          <w:docGrid w:linePitch="360"/>
-        </w:sectPr>
-        <w:spacing w:before="0" w:after="0" w:line="20" w:lineRule="exact"/>
-      </w:pPr>
-    </w:p>
-    <w:p>
-      <w:pPr>
         <w:keepNext/>
-        <w:spacing w:before="0" w:after="0" w:lineRule="exact" w:line="324"/>
+        <w:spacing w:before="410" w:after="0" w:lineRule="exact" w:line="324"/>
         <w:jc w:val="left"/>
         <w:outlineLvl w:val="1"/>
       </w:pPr>
@@ -517,1024 +496,13 @@
     </w:p>
     <w:p>
       <w:pPr>
-        <w:spacing w:before="840" w:after="0" w:lineRule="exact" w:line="220"/>
-        <w:ind w:left="3180"/>
-        <w:jc w:val="left"/>
-      </w:pPr>
-      <w:r>
-        <w:rPr>
-          <w:rFonts w:ascii="Georgia" w:hAnsi="Georgia" w:cs="Georgia" w:eastAsia="Georgia"/>
-          <w:b w:val="0"/>
-          <w:i w:val="0"/>
-          <w:color w:val="1A1A1A"/>
-          <w:sz w:val="19"/>
-        </w:rPr>
-        <w:t xml:space="preserve">Ingest </w:t>
-      </w:r>
-    </w:p>
-    <w:p>
-      <w:pPr>
-        <w:spacing w:before="110" w:after="0" w:lineRule="exact" w:line="40"/>
-        <w:ind w:left="3032" w:right="3242"/>
-        <w:pBdr>
-          <w:top w:val="nil"/>
-          <w:left w:val="nil"/>
-          <w:bottom w:val="single" w:sz="8" w:space="0" w:color="D8DEE5"/>
-          <w:right w:val="nil"/>
-        </w:pBdr>
+        <w:spacing w:before="0" w:after="0" w:lineRule="exact" w:line="196"/>
       </w:pPr>
       <w:r>
         <w:rPr>
           <w:sz w:val="2"/>
         </w:rPr>
       </w:r>
-    </w:p>
-    <w:p>
-      <w:pPr>
-        <w:spacing w:before="104" w:after="0" w:lineRule="exact" w:line="220"/>
-        <w:jc w:val="left"/>
-      </w:pPr>
-      <w:r>
-        <w:rPr>
-          <w:rFonts w:ascii="Georgia" w:hAnsi="Georgia" w:cs="Georgia" w:eastAsia="Georgia"/>
-          <w:b w:val="0"/>
-          <w:i w:val="0"/>
-          <w:color w:val="1A1A1A"/>
-          <w:sz w:val="19"/>
-        </w:rPr>
-        <w:t>Platform</w:t>
-      </w:r>
-    </w:p>
-    <w:p>
-      <w:pPr>
-        <w:spacing w:before="0" w:after="0" w:lineRule="exact" w:line="220"/>
-        <w:ind w:left="3180"/>
-        <w:jc w:val="left"/>
-      </w:pPr>
-      <w:r>
-        <w:rPr>
-          <w:rFonts w:ascii="Georgia" w:hAnsi="Georgia" w:cs="Georgia" w:eastAsia="Georgia"/>
-          <w:b w:val="0"/>
-          <w:i w:val="0"/>
-          <w:color w:val="1A1A1A"/>
-          <w:sz w:val="19"/>
-        </w:rPr>
-        <w:t xml:space="preserve">Index </w:t>
-      </w:r>
-    </w:p>
-    <w:p>
-      <w:pPr>
-        <w:spacing w:before="110" w:after="0" w:lineRule="exact" w:line="40"/>
-        <w:ind w:left="3032" w:right="3242"/>
-        <w:pBdr>
-          <w:top w:val="nil"/>
-          <w:left w:val="nil"/>
-          <w:bottom w:val="single" w:sz="8" w:space="0" w:color="D8DEE5"/>
-          <w:right w:val="nil"/>
-        </w:pBdr>
-      </w:pPr>
-      <w:r>
-        <w:rPr>
-          <w:sz w:val="2"/>
-        </w:rPr>
-      </w:r>
-    </w:p>
-    <w:p>
-      <w:pPr>
-        <w:spacing w:before="104" w:after="0" w:lineRule="exact" w:line="220"/>
-        <w:ind w:left="3180"/>
-        <w:jc w:val="left"/>
-      </w:pPr>
-      <w:r>
-        <w:rPr>
-          <w:rFonts w:ascii="Georgia" w:hAnsi="Georgia" w:cs="Georgia" w:eastAsia="Georgia"/>
-          <w:b w:val="0"/>
-          <w:i w:val="0"/>
-          <w:color w:val="1A1A1A"/>
-          <w:sz w:val="19"/>
-        </w:rPr>
-        <w:t xml:space="preserve">Serve </w:t>
-      </w:r>
-    </w:p>
-    <w:p>
-      <w:pPr>
-        <w:keepNext/>
-        <w:spacing w:before="1074" w:after="0" w:lineRule="exact" w:line="324"/>
-        <w:jc w:val="left"/>
-        <w:outlineLvl w:val="1"/>
-      </w:pPr>
-      <w:r>
-        <w:rPr>
-          <w:rFonts w:ascii="Arial" w:hAnsi="Arial" w:cs="Arial" w:eastAsia="Arial"/>
-          <w:b/>
-          <w:i w:val="0"/>
-          <w:color w:val="123A5E"/>
-          <w:sz w:val="28"/>
-        </w:rPr>
-        <w:t>Long table spanning a page break</w:t>
-      </w:r>
-    </w:p>
-    <w:p>
-      <w:pPr>
-        <w:spacing w:before="0" w:after="0" w:lineRule="exact" w:line="212"/>
-      </w:pPr>
-      <w:r>
-        <w:rPr>
-          <w:sz w:val="2"/>
-        </w:rPr>
-      </w:r>
-    </w:p>
-    <w:tbl>
-      <w:tblPr>
-        <w:jc w:val="left"/>
-        <w:tblLook w:firstColumn="1" w:firstRow="1" w:lastColumn="0" w:lastRow="0" w:noHBand="0" w:noVBand="1" w:val="04A0"/>
-        <w:tblLayout w:type="fixed"/>
-        <w:tblW w:w="840" w:type="dxa"/>
-        <w:tblBorders>
-          <w:top w:val="nil"/>
-          <w:left w:val="nil"/>
-          <w:bottom w:val="nil"/>
-          <w:right w:val="nil"/>
-          <w:insideH w:val="nil"/>
-          <w:insideV w:val="nil"/>
-        </w:tblBorders>
-        <w:tblCellMar>
-          <w:top w:w="0" w:type="dxa"/>
-          <w:left w:w="0" w:type="dxa"/>
-          <w:bottom w:w="0" w:type="dxa"/>
-          <w:right w:w="0" w:type="dxa"/>
-        </w:tblCellMar>
-      </w:tblPr>
-      <w:tblGrid>
-        <w:gridCol w:w="840"/>
-      </w:tblGrid>
-      <w:tr>
-        <w:tc>
-          <w:tcPr>
-            <w:tcW w:w="840" w:type="dxa"/>
-            <w:shd w:val="clear" w:fill="123A5E"/>
-            <w:tcBorders>
-              <w:top w:val="nil"/>
-              <w:left w:val="nil"/>
-              <w:bottom w:val="nil"/>
-              <w:right w:val="nil"/>
-            </w:tcBorders>
-            <w:tcMar>
-              <w:top w:w="98" w:type="dxa"/>
-              <w:left w:w="142" w:type="dxa"/>
-              <w:bottom w:w="142" w:type="dxa"/>
-              <w:right w:w="80" w:type="dxa"/>
-            </w:tcMar>
-          </w:tcPr>
-          <w:p>
-            <w:pPr>
-              <w:spacing w:before="2" w:after="0" w:lineRule="exact" w:line="208"/>
-              <w:jc w:val="left"/>
-            </w:pPr>
-            <w:r>
-              <w:rPr>
-                <w:rFonts w:ascii="Arial" w:hAnsi="Arial" w:cs="Arial" w:eastAsia="Arial"/>
-                <w:b/>
-                <w:i w:val="0"/>
-                <w:color w:val="FFFFFF"/>
-                <w:sz w:val="18"/>
-              </w:rPr>
-              <w:t xml:space="preserve"># </w:t>
-            </w:r>
-          </w:p>
-        </w:tc>
-      </w:tr>
-    </w:tbl>
-    <w:tbl>
-      <w:tblPr>
-        <w:jc w:val="left"/>
-        <w:tblLook w:firstColumn="1" w:firstRow="1" w:lastColumn="0" w:lastRow="0" w:noHBand="0" w:noVBand="1" w:val="04A0"/>
-        <w:tblLayout w:type="fixed"/>
-        <w:tblW w:w="5640" w:type="dxa"/>
-        <w:tblInd w:w="692" w:type="dxa"/>
-        <w:tblBorders>
-          <w:top w:val="nil"/>
-          <w:left w:val="nil"/>
-          <w:bottom w:val="nil"/>
-          <w:right w:val="nil"/>
-          <w:insideH w:val="nil"/>
-          <w:insideV w:val="nil"/>
-        </w:tblBorders>
-        <w:tblCellMar>
-          <w:top w:w="0" w:type="dxa"/>
-          <w:left w:w="0" w:type="dxa"/>
-          <w:bottom w:w="0" w:type="dxa"/>
-          <w:right w:w="0" w:type="dxa"/>
-        </w:tblCellMar>
-      </w:tblPr>
-      <w:tblGrid>
-        <w:gridCol w:w="5640"/>
-      </w:tblGrid>
-      <w:tr>
-        <w:tc>
-          <w:tcPr>
-            <w:tcW w:w="5640" w:type="dxa"/>
-            <w:shd w:val="clear" w:fill="123A5E"/>
-            <w:tcBorders>
-              <w:top w:val="nil"/>
-              <w:left w:val="nil"/>
-              <w:bottom w:val="nil"/>
-              <w:right w:val="nil"/>
-            </w:tcBorders>
-            <w:tcMar>
-              <w:top w:w="98" w:type="dxa"/>
-              <w:left w:w="154" w:type="dxa"/>
-              <w:bottom w:w="142" w:type="dxa"/>
-              <w:right w:w="80" w:type="dxa"/>
-            </w:tcMar>
-          </w:tcPr>
-          <w:p>
-            <w:pPr>
-              <w:spacing w:before="2" w:after="0" w:lineRule="exact" w:line="208"/>
-              <w:jc w:val="left"/>
-            </w:pPr>
-            <w:r>
-              <w:rPr>
-                <w:rFonts w:ascii="Arial" w:hAnsi="Arial" w:cs="Arial" w:eastAsia="Arial"/>
-                <w:b/>
-                <w:i w:val="0"/>
-                <w:color w:val="FFFFFF"/>
-                <w:sz w:val="18"/>
-              </w:rPr>
-              <w:t xml:space="preserve">Item </w:t>
-            </w:r>
-          </w:p>
-        </w:tc>
-      </w:tr>
-    </w:tbl>
-    <w:tbl>
-      <w:tblPr>
-        <w:jc w:val="left"/>
-        <w:tblLook w:firstColumn="1" w:firstRow="1" w:lastColumn="0" w:lastRow="0" w:noHBand="0" w:noVBand="1" w:val="04A0"/>
-        <w:tblLayout w:type="fixed"/>
-        <w:tblW w:w="840" w:type="dxa"/>
-        <w:tblBorders>
-          <w:top w:val="nil"/>
-          <w:left w:val="nil"/>
-          <w:bottom w:val="nil"/>
-          <w:right w:val="nil"/>
-          <w:insideH w:val="nil"/>
-          <w:insideV w:val="nil"/>
-        </w:tblBorders>
-        <w:tblCellMar>
-          <w:top w:w="0" w:type="dxa"/>
-          <w:left w:w="0" w:type="dxa"/>
-          <w:bottom w:w="0" w:type="dxa"/>
-          <w:right w:w="0" w:type="dxa"/>
-        </w:tblCellMar>
-      </w:tblPr>
-      <w:tblGrid>
-        <w:gridCol w:w="840"/>
-      </w:tblGrid>
-      <w:tr>
-        <w:tc>
-          <w:tcPr>
-            <w:tcW w:w="840" w:type="dxa"/>
-            <w:shd w:val="clear" w:fill="F2F5F8"/>
-            <w:tcBorders>
-              <w:top w:val="nil"/>
-              <w:left w:val="nil"/>
-              <w:bottom w:val="nil"/>
-              <w:right w:val="nil"/>
-            </w:tcBorders>
-            <w:tcMar>
-              <w:top w:w="104" w:type="dxa"/>
-              <w:left w:w="152" w:type="dxa"/>
-              <w:bottom w:w="126" w:type="dxa"/>
-              <w:right w:w="80" w:type="dxa"/>
-            </w:tcMar>
-          </w:tcPr>
-          <w:p>
-            <w:pPr>
-              <w:spacing w:before="0" w:after="0" w:lineRule="exact" w:line="220"/>
-              <w:jc w:val="left"/>
-            </w:pPr>
-            <w:r>
-              <w:rPr>
-                <w:rFonts w:ascii="Georgia" w:hAnsi="Georgia" w:cs="Georgia" w:eastAsia="Georgia"/>
-                <w:b w:val="0"/>
-                <w:i w:val="0"/>
-                <w:color w:val="1A1A1A"/>
-                <w:sz w:val="19"/>
-              </w:rPr>
-              <w:t xml:space="preserve">1 </w:t>
-            </w:r>
-          </w:p>
-        </w:tc>
-      </w:tr>
-    </w:tbl>
-    <w:tbl>
-      <w:tblPr>
-        <w:jc w:val="left"/>
-        <w:tblLook w:firstColumn="1" w:firstRow="1" w:lastColumn="0" w:lastRow="0" w:noHBand="0" w:noVBand="1" w:val="04A0"/>
-        <w:tblLayout w:type="fixed"/>
-        <w:tblW w:w="5640" w:type="dxa"/>
-        <w:tblInd w:w="692" w:type="dxa"/>
-        <w:tblBorders>
-          <w:top w:val="nil"/>
-          <w:left w:val="nil"/>
-          <w:bottom w:val="nil"/>
-          <w:right w:val="nil"/>
-          <w:insideH w:val="nil"/>
-          <w:insideV w:val="nil"/>
-        </w:tblBorders>
-        <w:tblCellMar>
-          <w:top w:w="0" w:type="dxa"/>
-          <w:left w:w="0" w:type="dxa"/>
-          <w:bottom w:w="0" w:type="dxa"/>
-          <w:right w:w="0" w:type="dxa"/>
-        </w:tblCellMar>
-      </w:tblPr>
-      <w:tblGrid>
-        <w:gridCol w:w="5640"/>
-      </w:tblGrid>
-      <w:tr>
-        <w:tc>
-          <w:tcPr>
-            <w:tcW w:w="5640" w:type="dxa"/>
-            <w:shd w:val="clear" w:fill="F2F5F8"/>
-            <w:tcBorders>
-              <w:top w:val="nil"/>
-              <w:left w:val="nil"/>
-              <w:bottom w:val="nil"/>
-              <w:right w:val="nil"/>
-            </w:tcBorders>
-            <w:tcMar>
-              <w:top w:w="104" w:type="dxa"/>
-              <w:left w:w="142" w:type="dxa"/>
-              <w:bottom w:w="126" w:type="dxa"/>
-              <w:right w:w="80" w:type="dxa"/>
-            </w:tcMar>
-          </w:tcPr>
-          <w:p>
-            <w:pPr>
-              <w:spacing w:before="0" w:after="0" w:lineRule="exact" w:line="220"/>
-              <w:jc w:val="left"/>
-            </w:pPr>
-            <w:r>
-              <w:rPr>
-                <w:rFonts w:ascii="Georgia" w:hAnsi="Georgia" w:cs="Georgia" w:eastAsia="Georgia"/>
-                <w:b w:val="0"/>
-                <w:i w:val="0"/>
-                <w:color w:val="1A1A1A"/>
-                <w:sz w:val="19"/>
-              </w:rPr>
-              <w:t xml:space="preserve">Work item number 1 in the backlog </w:t>
-            </w:r>
-          </w:p>
-        </w:tc>
-      </w:tr>
-    </w:tbl>
-    <w:p>
-      <w:pPr>
-        <w:spacing w:before="0" w:after="0" w:lineRule="exact" w:line="40"/>
-        <w:ind w:left="692" w:right="3152"/>
-        <w:pBdr>
-          <w:top w:val="nil"/>
-          <w:left w:val="nil"/>
-          <w:bottom w:val="single" w:sz="8" w:space="0" w:color="D8DEE5"/>
-          <w:right w:val="nil"/>
-        </w:pBdr>
-      </w:pPr>
-      <w:r>
-        <w:rPr>
-          <w:sz w:val="2"/>
-        </w:rPr>
-      </w:r>
-    </w:p>
-    <w:p>
-      <w:pPr>
-        <w:spacing w:before="104" w:after="0" w:lineRule="exact" w:line="220"/>
-        <w:ind w:left="2"/>
-        <w:jc w:val="left"/>
-      </w:pPr>
-      <w:r>
-        <w:rPr>
-          <w:rFonts w:ascii="Georgia" w:hAnsi="Georgia" w:cs="Georgia" w:eastAsia="Georgia"/>
-          <w:b w:val="0"/>
-          <w:i w:val="0"/>
-          <w:color w:val="1A1A1A"/>
-          <w:sz w:val="19"/>
-        </w:rPr>
-        <w:t xml:space="preserve">2 </w:t>
-      </w:r>
-    </w:p>
-    <w:p>
-      <w:pPr>
-        <w:spacing w:before="0" w:after="0" w:lineRule="exact" w:line="220"/>
-        <w:ind w:left="834"/>
-        <w:jc w:val="left"/>
-      </w:pPr>
-      <w:r>
-        <w:rPr>
-          <w:rFonts w:ascii="Georgia" w:hAnsi="Georgia" w:cs="Georgia" w:eastAsia="Georgia"/>
-          <w:b w:val="0"/>
-          <w:i w:val="0"/>
-          <w:color w:val="1A1A1A"/>
-          <w:sz w:val="19"/>
-        </w:rPr>
-        <w:t xml:space="preserve">Work item number 2 in the backlog </w:t>
-      </w:r>
-    </w:p>
-    <w:p>
-      <w:pPr>
-        <w:spacing w:before="680" w:after="0" w:lineRule="exact" w:line="220"/>
-        <w:jc w:val="left"/>
-      </w:pPr>
-      <w:r>
-        <w:rPr>
-          <w:rFonts w:ascii="Georgia" w:hAnsi="Georgia" w:cs="Georgia" w:eastAsia="Georgia"/>
-          <w:b w:val="0"/>
-          <w:i w:val="0"/>
-          <w:color w:val="1A1A1A"/>
-          <w:sz w:val="19"/>
-        </w:rPr>
-        <w:t xml:space="preserve">4 </w:t>
-      </w:r>
-    </w:p>
-    <w:p>
-      <w:pPr>
-        <w:spacing w:before="0" w:after="0" w:lineRule="exact" w:line="220"/>
-        <w:ind w:left="834"/>
-        <w:jc w:val="left"/>
-      </w:pPr>
-      <w:r>
-        <w:rPr>
-          <w:rFonts w:ascii="Georgia" w:hAnsi="Georgia" w:cs="Georgia" w:eastAsia="Georgia"/>
-          <w:b w:val="0"/>
-          <w:i w:val="0"/>
-          <w:color w:val="1A1A1A"/>
-          <w:sz w:val="19"/>
-        </w:rPr>
-        <w:t xml:space="preserve">Work item number 4 in the backlog </w:t>
-      </w:r>
-    </w:p>
-    <w:p>
-      <w:pPr>
-        <w:spacing w:before="680" w:after="0" w:lineRule="exact" w:line="220"/>
-        <w:ind w:left="2"/>
-        <w:jc w:val="left"/>
-      </w:pPr>
-      <w:r>
-        <w:rPr>
-          <w:rFonts w:ascii="Georgia" w:hAnsi="Georgia" w:cs="Georgia" w:eastAsia="Georgia"/>
-          <w:b w:val="0"/>
-          <w:i w:val="0"/>
-          <w:color w:val="1A1A1A"/>
-          <w:sz w:val="19"/>
-        </w:rPr>
-        <w:t xml:space="preserve">6 </w:t>
-      </w:r>
-    </w:p>
-    <w:p>
-      <w:pPr>
-        <w:spacing w:before="0" w:after="0" w:lineRule="exact" w:line="220"/>
-        <w:ind w:left="834"/>
-        <w:jc w:val="left"/>
-      </w:pPr>
-      <w:r>
-        <w:rPr>
-          <w:rFonts w:ascii="Georgia" w:hAnsi="Georgia" w:cs="Georgia" w:eastAsia="Georgia"/>
-          <w:b w:val="0"/>
-          <w:i w:val="0"/>
-          <w:color w:val="1A1A1A"/>
-          <w:sz w:val="19"/>
-        </w:rPr>
-        <w:t xml:space="preserve">Work item number 6 in the backlog </w:t>
-      </w:r>
-    </w:p>
-    <w:p>
-      <w:pPr>
-        <w:spacing w:before="680" w:after="0" w:lineRule="exact" w:line="220"/>
-        <w:ind w:left="2"/>
-        <w:jc w:val="left"/>
-      </w:pPr>
-      <w:r>
-        <w:rPr>
-          <w:rFonts w:ascii="Georgia" w:hAnsi="Georgia" w:cs="Georgia" w:eastAsia="Georgia"/>
-          <w:b w:val="0"/>
-          <w:i w:val="0"/>
-          <w:color w:val="1A1A1A"/>
-          <w:sz w:val="19"/>
-        </w:rPr>
-        <w:t xml:space="preserve">8 </w:t>
-      </w:r>
-    </w:p>
-    <w:p>
-      <w:pPr>
-        <w:spacing w:before="0" w:after="0" w:lineRule="exact" w:line="220"/>
-        <w:ind w:left="834"/>
-        <w:jc w:val="left"/>
-      </w:pPr>
-      <w:r>
-        <w:rPr>
-          <w:rFonts w:ascii="Georgia" w:hAnsi="Georgia" w:cs="Georgia" w:eastAsia="Georgia"/>
-          <w:b w:val="0"/>
-          <w:i w:val="0"/>
-          <w:color w:val="1A1A1A"/>
-          <w:sz w:val="19"/>
-        </w:rPr>
-        <w:t xml:space="preserve">Work item number 8 in the backlog </w:t>
-      </w:r>
-    </w:p>
-    <w:p>
-      <w:pPr>
-        <w:spacing w:before="0" w:after="0" w:lineRule="exact" w:line="20"/>
-      </w:pPr>
-      <w:r>
-        <w:br w:type="column"/>
-      </w:r>
-    </w:p>
-    <w:p>
-      <w:pPr>
-        <w:spacing w:before="1164" w:after="0" w:lineRule="exact" w:line="220"/>
-        <w:jc w:val="left"/>
-      </w:pPr>
-      <w:r>
-        <w:rPr>
-          <w:rFonts w:ascii="Georgia" w:hAnsi="Georgia" w:cs="Georgia" w:eastAsia="Georgia"/>
-          <w:b w:val="0"/>
-          <w:i w:val="0"/>
-          <w:color w:val="1A1A1A"/>
-          <w:sz w:val="19"/>
-        </w:rPr>
-        <w:t>green</w:t>
-      </w:r>
-    </w:p>
-    <w:p>
-      <w:pPr>
-        <w:spacing w:before="110" w:after="0" w:lineRule="exact" w:line="40"/>
-        <w:ind w:left="6242"/>
-        <w:pBdr>
-          <w:top w:val="nil"/>
-          <w:left w:val="nil"/>
-          <w:bottom w:val="single" w:sz="8" w:space="0" w:color="D8DEE5"/>
-          <w:right w:val="nil"/>
-        </w:pBdr>
-      </w:pPr>
-      <w:r>
-        <w:rPr>
-          <w:sz w:val="2"/>
-        </w:rPr>
-      </w:r>
-    </w:p>
-    <w:p>
-      <w:pPr>
-        <w:spacing w:before="104" w:after="0" w:lineRule="exact" w:line="220"/>
-        <w:jc w:val="left"/>
-      </w:pPr>
-      <w:r>
-        <w:rPr>
-          <w:rFonts w:ascii="Georgia" w:hAnsi="Georgia" w:cs="Georgia" w:eastAsia="Georgia"/>
-          <w:b w:val="0"/>
-          <w:i w:val="0"/>
-          <w:color w:val="1A1A1A"/>
-          <w:sz w:val="19"/>
-        </w:rPr>
-        <w:t>amber</w:t>
-      </w:r>
-    </w:p>
-    <w:p>
-      <w:pPr>
-        <w:spacing w:before="110" w:after="0" w:lineRule="exact" w:line="40"/>
-        <w:ind w:left="6242"/>
-        <w:pBdr>
-          <w:top w:val="nil"/>
-          <w:left w:val="nil"/>
-          <w:bottom w:val="single" w:sz="8" w:space="0" w:color="D8DEE5"/>
-          <w:right w:val="nil"/>
-        </w:pBdr>
-      </w:pPr>
-      <w:r>
-        <w:rPr>
-          <w:sz w:val="2"/>
-        </w:rPr>
-      </w:r>
-    </w:p>
-    <w:p>
-      <w:pPr>
-        <w:spacing w:before="104" w:after="0" w:lineRule="exact" w:line="220"/>
-        <w:jc w:val="left"/>
-      </w:pPr>
-      <w:r>
-        <w:rPr>
-          <w:rFonts w:ascii="Georgia" w:hAnsi="Georgia" w:cs="Georgia" w:eastAsia="Georgia"/>
-          <w:b w:val="0"/>
-          <w:i w:val="0"/>
-          <w:color w:val="1A1A1A"/>
-          <w:sz w:val="19"/>
-        </w:rPr>
-        <w:t>green</w:t>
-      </w:r>
-    </w:p>
-    <w:p>
-      <w:pPr>
-        <w:spacing w:before="0" w:after="0" w:lineRule="exact" w:line="1610"/>
-      </w:pPr>
-      <w:r>
-        <w:rPr>
-          <w:sz w:val="2"/>
-        </w:rPr>
-      </w:r>
-    </w:p>
-    <w:tbl>
-      <w:tblPr>
-        <w:jc w:val="left"/>
-        <w:tblLook w:firstColumn="1" w:firstRow="1" w:lastColumn="0" w:lastRow="0" w:noHBand="0" w:noVBand="1" w:val="04A0"/>
-        <w:tblLayout w:type="fixed"/>
-        <w:tblW w:w="1575" w:type="dxa"/>
-        <w:tblBorders>
-          <w:top w:val="nil"/>
-          <w:left w:val="nil"/>
-          <w:bottom w:val="nil"/>
-          <w:right w:val="nil"/>
-          <w:insideH w:val="nil"/>
-          <w:insideV w:val="nil"/>
-        </w:tblBorders>
-        <w:tblCellMar>
-          <w:top w:w="0" w:type="dxa"/>
-          <w:left w:w="0" w:type="dxa"/>
-          <w:bottom w:w="0" w:type="dxa"/>
-          <w:right w:w="0" w:type="dxa"/>
-        </w:tblCellMar>
-      </w:tblPr>
-      <w:tblGrid>
-        <w:gridCol w:w="1575"/>
-      </w:tblGrid>
-      <w:tr>
-        <w:tc>
-          <w:tcPr>
-            <w:tcW w:w="1575" w:type="dxa"/>
-            <w:shd w:val="clear" w:fill="123A5E"/>
-            <w:tcBorders>
-              <w:top w:val="nil"/>
-              <w:left w:val="nil"/>
-              <w:bottom w:val="nil"/>
-              <w:right w:val="nil"/>
-            </w:tcBorders>
-            <w:tcMar>
-              <w:top w:w="98" w:type="dxa"/>
-              <w:left w:w="144" w:type="dxa"/>
-              <w:bottom w:w="142" w:type="dxa"/>
-              <w:right w:w="80" w:type="dxa"/>
-            </w:tcMar>
-          </w:tcPr>
-          <w:p>
-            <w:pPr>
-              <w:spacing w:before="2" w:after="0" w:lineRule="exact" w:line="208"/>
-              <w:jc w:val="left"/>
-            </w:pPr>
-            <w:r>
-              <w:rPr>
-                <w:rFonts w:ascii="Arial" w:hAnsi="Arial" w:cs="Arial" w:eastAsia="Arial"/>
-                <w:b/>
-                <w:i w:val="0"/>
-                <w:color w:val="FFFFFF"/>
-                <w:sz w:val="18"/>
-              </w:rPr>
-              <w:t xml:space="preserve">Owner </w:t>
-            </w:r>
-          </w:p>
-        </w:tc>
-      </w:tr>
-    </w:tbl>
-    <w:tbl>
-      <w:tblPr>
-        <w:jc w:val="left"/>
-        <w:tblLook w:firstColumn="1" w:firstRow="1" w:lastColumn="0" w:lastRow="0" w:noHBand="0" w:noVBand="1" w:val="04A0"/>
-        <w:tblLayout w:type="fixed"/>
-        <w:tblW w:w="1740" w:type="dxa"/>
-        <w:tblInd w:w="1444" w:type="dxa"/>
-        <w:tblBorders>
-          <w:top w:val="nil"/>
-          <w:left w:val="nil"/>
-          <w:bottom w:val="nil"/>
-          <w:right w:val="nil"/>
-          <w:insideH w:val="nil"/>
-          <w:insideV w:val="nil"/>
-        </w:tblBorders>
-        <w:tblCellMar>
-          <w:top w:w="0" w:type="dxa"/>
-          <w:left w:w="0" w:type="dxa"/>
-          <w:bottom w:w="0" w:type="dxa"/>
-          <w:right w:w="0" w:type="dxa"/>
-        </w:tblCellMar>
-      </w:tblPr>
-      <w:tblGrid>
-        <w:gridCol w:w="1740"/>
-      </w:tblGrid>
-      <w:tr>
-        <w:tc>
-          <w:tcPr>
-            <w:tcW w:w="1740" w:type="dxa"/>
-            <w:shd w:val="clear" w:fill="123A5E"/>
-            <w:tcBorders>
-              <w:top w:val="nil"/>
-              <w:left w:val="nil"/>
-              <w:bottom w:val="nil"/>
-              <w:right w:val="nil"/>
-            </w:tcBorders>
-            <w:tcMar>
-              <w:top w:w="98" w:type="dxa"/>
-              <w:left w:w="140" w:type="dxa"/>
-              <w:bottom w:w="142" w:type="dxa"/>
-              <w:right w:w="80" w:type="dxa"/>
-            </w:tcMar>
-          </w:tcPr>
-          <w:p>
-            <w:pPr>
-              <w:spacing w:before="2" w:after="0" w:lineRule="exact" w:line="208"/>
-              <w:jc w:val="left"/>
-            </w:pPr>
-            <w:r>
-              <w:rPr>
-                <w:rFonts w:ascii="Arial" w:hAnsi="Arial" w:cs="Arial" w:eastAsia="Arial"/>
-                <w:b/>
-                <w:i w:val="0"/>
-                <w:color w:val="FFFFFF"/>
-                <w:sz w:val="18"/>
-              </w:rPr>
-              <w:t>Status</w:t>
-            </w:r>
-          </w:p>
-        </w:tc>
-      </w:tr>
-    </w:tbl>
-    <w:tbl>
-      <w:tblPr>
-        <w:jc w:val="left"/>
-        <w:tblLook w:firstColumn="1" w:firstRow="1" w:lastColumn="0" w:lastRow="0" w:noHBand="0" w:noVBand="1" w:val="04A0"/>
-        <w:tblLayout w:type="fixed"/>
-        <w:tblW w:w="1575" w:type="dxa"/>
-        <w:tblBorders>
-          <w:top w:val="nil"/>
-          <w:left w:val="nil"/>
-          <w:bottom w:val="nil"/>
-          <w:right w:val="nil"/>
-          <w:insideH w:val="nil"/>
-          <w:insideV w:val="nil"/>
-        </w:tblBorders>
-        <w:tblCellMar>
-          <w:top w:w="0" w:type="dxa"/>
-          <w:left w:w="0" w:type="dxa"/>
-          <w:bottom w:w="0" w:type="dxa"/>
-          <w:right w:w="0" w:type="dxa"/>
-        </w:tblCellMar>
-      </w:tblPr>
-      <w:tblGrid>
-        <w:gridCol w:w="1575"/>
-      </w:tblGrid>
-      <w:tr>
-        <w:tc>
-          <w:tcPr>
-            <w:tcW w:w="1575" w:type="dxa"/>
-            <w:shd w:val="clear" w:fill="F2F5F8"/>
-            <w:tcBorders>
-              <w:top w:val="nil"/>
-              <w:left w:val="nil"/>
-              <w:bottom w:val="nil"/>
-              <w:right w:val="nil"/>
-            </w:tcBorders>
-            <w:tcMar>
-              <w:top w:w="104" w:type="dxa"/>
-              <w:left w:w="138" w:type="dxa"/>
-              <w:bottom w:w="126" w:type="dxa"/>
-              <w:right w:w="80" w:type="dxa"/>
-            </w:tcMar>
-          </w:tcPr>
-          <w:p>
-            <w:pPr>
-              <w:spacing w:before="0" w:after="0" w:lineRule="exact" w:line="220"/>
-              <w:jc w:val="left"/>
-            </w:pPr>
-            <w:r>
-              <w:rPr>
-                <w:rFonts w:ascii="Georgia" w:hAnsi="Georgia" w:cs="Georgia" w:eastAsia="Georgia"/>
-                <w:b w:val="0"/>
-                <w:i w:val="0"/>
-                <w:color w:val="1A1A1A"/>
-                <w:sz w:val="19"/>
-              </w:rPr>
-              <w:t xml:space="preserve">Team B </w:t>
-            </w:r>
-          </w:p>
-        </w:tc>
-      </w:tr>
-    </w:tbl>
-    <w:tbl>
-      <w:tblPr>
-        <w:jc w:val="left"/>
-        <w:tblLook w:firstColumn="1" w:firstRow="1" w:lastColumn="0" w:lastRow="0" w:noHBand="0" w:noVBand="1" w:val="04A0"/>
-        <w:tblLayout w:type="fixed"/>
-        <w:tblW w:w="1740" w:type="dxa"/>
-        <w:tblInd w:w="1444" w:type="dxa"/>
-        <w:tblBorders>
-          <w:top w:val="nil"/>
-          <w:left w:val="nil"/>
-          <w:bottom w:val="nil"/>
-          <w:right w:val="nil"/>
-          <w:insideH w:val="nil"/>
-          <w:insideV w:val="nil"/>
-        </w:tblBorders>
-        <w:tblCellMar>
-          <w:top w:w="0" w:type="dxa"/>
-          <w:left w:w="0" w:type="dxa"/>
-          <w:bottom w:w="0" w:type="dxa"/>
-          <w:right w:w="0" w:type="dxa"/>
-        </w:tblCellMar>
-      </w:tblPr>
-      <w:tblGrid>
-        <w:gridCol w:w="1740"/>
-      </w:tblGrid>
-      <w:tr>
-        <w:tc>
-          <w:tcPr>
-            <w:tcW w:w="1740" w:type="dxa"/>
-            <w:shd w:val="clear" w:fill="F2F5F8"/>
-            <w:tcBorders>
-              <w:top w:val="nil"/>
-              <w:left w:val="nil"/>
-              <w:bottom w:val="nil"/>
-              <w:right w:val="nil"/>
-            </w:tcBorders>
-            <w:tcMar>
-              <w:top w:w="104" w:type="dxa"/>
-              <w:left w:w="136" w:type="dxa"/>
-              <w:bottom w:w="126" w:type="dxa"/>
-              <w:right w:w="80" w:type="dxa"/>
-            </w:tcMar>
-          </w:tcPr>
-          <w:p>
-            <w:pPr>
-              <w:spacing w:before="0" w:after="0" w:lineRule="exact" w:line="220"/>
-              <w:jc w:val="left"/>
-            </w:pPr>
-            <w:r>
-              <w:rPr>
-                <w:rFonts w:ascii="Georgia" w:hAnsi="Georgia" w:cs="Georgia" w:eastAsia="Georgia"/>
-                <w:b w:val="0"/>
-                <w:i w:val="0"/>
-                <w:color w:val="1A1A1A"/>
-                <w:sz w:val="19"/>
-              </w:rPr>
-              <w:t>in review</w:t>
-            </w:r>
-          </w:p>
-        </w:tc>
-      </w:tr>
-    </w:tbl>
-    <w:p>
-      <w:pPr>
-        <w:spacing w:before="104" w:after="0" w:lineRule="exact" w:line="220"/>
-        <w:ind w:left="8"/>
-        <w:jc w:val="left"/>
-      </w:pPr>
-      <w:r>
-        <w:rPr>
-          <w:rFonts w:ascii="Georgia" w:hAnsi="Georgia" w:cs="Georgia" w:eastAsia="Georgia"/>
-          <w:b w:val="0"/>
-          <w:i w:val="0"/>
-          <w:color w:val="1A1A1A"/>
-          <w:sz w:val="19"/>
-        </w:rPr>
-        <w:t xml:space="preserve">Team C </w:t>
-      </w:r>
-    </w:p>
-    <w:p>
-      <w:pPr>
-        <w:spacing w:before="0" w:after="0" w:lineRule="exact" w:line="220"/>
-        <w:ind w:left="1584"/>
-        <w:jc w:val="left"/>
-      </w:pPr>
-      <w:r>
-        <w:rPr>
-          <w:rFonts w:ascii="Georgia" w:hAnsi="Georgia" w:cs="Georgia" w:eastAsia="Georgia"/>
-          <w:b w:val="0"/>
-          <w:i w:val="0"/>
-          <w:color w:val="1A1A1A"/>
-          <w:sz w:val="19"/>
-        </w:rPr>
-        <w:t>done</w:t>
-      </w:r>
-    </w:p>
-    <w:p>
-      <w:pPr>
-        <w:spacing w:before="680" w:after="0" w:lineRule="exact" w:line="220"/>
-        <w:ind w:left="8"/>
-        <w:jc w:val="left"/>
-      </w:pPr>
-      <w:r>
-        <w:rPr>
-          <w:rFonts w:ascii="Georgia" w:hAnsi="Georgia" w:cs="Georgia" w:eastAsia="Georgia"/>
-          <w:b w:val="0"/>
-          <w:i w:val="0"/>
-          <w:color w:val="1A1A1A"/>
-          <w:sz w:val="19"/>
-        </w:rPr>
-        <w:t xml:space="preserve">Team E </w:t>
-      </w:r>
-    </w:p>
-    <w:p>
-      <w:pPr>
-        <w:spacing w:before="0" w:after="0" w:lineRule="exact" w:line="220"/>
-        <w:ind w:left="1582"/>
-        <w:jc w:val="left"/>
-      </w:pPr>
-      <w:r>
-        <w:rPr>
-          <w:rFonts w:ascii="Georgia" w:hAnsi="Georgia" w:cs="Georgia" w:eastAsia="Georgia"/>
-          <w:b w:val="0"/>
-          <w:i w:val="0"/>
-          <w:color w:val="1A1A1A"/>
-          <w:sz w:val="19"/>
-        </w:rPr>
-        <w:t>in review</w:t>
-      </w:r>
-    </w:p>
-    <w:p>
-      <w:pPr>
-        <w:spacing w:before="680" w:after="0" w:lineRule="exact" w:line="220"/>
-        <w:ind w:left="8"/>
-        <w:jc w:val="left"/>
-      </w:pPr>
-      <w:r>
-        <w:rPr>
-          <w:rFonts w:ascii="Georgia" w:hAnsi="Georgia" w:cs="Georgia" w:eastAsia="Georgia"/>
-          <w:b w:val="0"/>
-          <w:i w:val="0"/>
-          <w:color w:val="1A1A1A"/>
-          <w:sz w:val="19"/>
-        </w:rPr>
-        <w:t xml:space="preserve">Team B </w:t>
-      </w:r>
-    </w:p>
-    <w:p>
-      <w:pPr>
-        <w:spacing w:before="0" w:after="0" w:lineRule="exact" w:line="220"/>
-        <w:ind w:left="1584"/>
-        <w:jc w:val="left"/>
-      </w:pPr>
-      <w:r>
-        <w:rPr>
-          <w:rFonts w:ascii="Georgia" w:hAnsi="Georgia" w:cs="Georgia" w:eastAsia="Georgia"/>
-          <w:b w:val="0"/>
-          <w:i w:val="0"/>
-          <w:color w:val="1A1A1A"/>
-          <w:sz w:val="19"/>
-        </w:rPr>
-        <w:t>open</w:t>
-      </w:r>
-    </w:p>
-    <w:p>
-      <w:pPr>
-        <w:spacing w:before="680" w:after="0" w:lineRule="exact" w:line="220"/>
-        <w:ind w:left="8"/>
-        <w:jc w:val="left"/>
-      </w:pPr>
-      <w:r>
-        <w:rPr>
-          <w:rFonts w:ascii="Georgia" w:hAnsi="Georgia" w:cs="Georgia" w:eastAsia="Georgia"/>
-          <w:b w:val="0"/>
-          <w:i w:val="0"/>
-          <w:color w:val="1A1A1A"/>
-          <w:sz w:val="19"/>
-        </w:rPr>
-        <w:t xml:space="preserve">Team D </w:t>
-      </w:r>
-    </w:p>
-    <w:p>
-      <w:pPr>
-        <w:spacing w:before="0" w:after="0" w:lineRule="exact" w:line="220"/>
-        <w:ind w:left="1584"/>
-        <w:jc w:val="left"/>
-      </w:pPr>
-      <w:r>
-        <w:rPr>
-          <w:rFonts w:ascii="Georgia" w:hAnsi="Georgia" w:cs="Georgia" w:eastAsia="Georgia"/>
-          <w:b w:val="0"/>
-          <w:i w:val="0"/>
-          <w:color w:val="1A1A1A"/>
-          <w:sz w:val="19"/>
-        </w:rPr>
-        <w:t>done</w:t>
-      </w:r>
-    </w:p>
-    <w:p>
-      <w:pPr>
-        <w:sectPr>
-          <w:type w:val="continuous"/>
-          <w:pgSz w:w="12240" w:h="15840"/>
-          <w:pgMar w:top="1290" w:right="1378" w:bottom="1150" w:left="1378" w:header="720" w:footer="720" w:gutter="0"/>
-          <w:cols w:num="2" w:space="200" w:equalWidth="1"/>
-          <w:docGrid w:linePitch="360"/>
-        </w:sectPr>
-        <w:spacing w:before="0" w:after="0" w:line="20" w:lineRule="exact"/>
-      </w:pPr>
     </w:p>
     <w:tbl>
       <w:tblPr>
@@ -1634,7 +602,125 @@
     </w:tbl>
     <w:p>
       <w:pPr>
-        <w:spacing w:before="0" w:after="0" w:lineRule="exact" w:line="1516"/>
+        <w:spacing w:before="180" w:after="0" w:lineRule="exact" w:line="220"/>
+        <w:ind w:left="3180"/>
+        <w:jc w:val="left"/>
+      </w:pPr>
+      <w:r>
+        <w:rPr>
+          <w:rFonts w:ascii="Georgia" w:hAnsi="Georgia" w:cs="Georgia" w:eastAsia="Georgia"/>
+          <w:b w:val="0"/>
+          <w:i w:val="0"/>
+          <w:color w:val="1A1A1A"/>
+          <w:sz w:val="19"/>
+        </w:rPr>
+        <w:t>Ingest green</w:t>
+      </w:r>
+    </w:p>
+    <w:p>
+      <w:pPr>
+        <w:spacing w:before="110" w:after="0" w:lineRule="exact" w:line="40"/>
+        <w:ind w:left="3032" w:right="3242"/>
+        <w:pBdr>
+          <w:top w:val="nil"/>
+          <w:left w:val="nil"/>
+          <w:bottom w:val="single" w:sz="8" w:space="0" w:color="D8DEE5"/>
+          <w:right w:val="nil"/>
+        </w:pBdr>
+      </w:pPr>
+      <w:r>
+        <w:rPr>
+          <w:sz w:val="2"/>
+        </w:rPr>
+      </w:r>
+    </w:p>
+    <w:p>
+      <w:pPr>
+        <w:spacing w:before="0" w:after="0" w:lineRule="exact" w:line="40"/>
+        <w:ind w:left="6242"/>
+        <w:pBdr>
+          <w:top w:val="nil"/>
+          <w:left w:val="nil"/>
+          <w:bottom w:val="single" w:sz="8" w:space="0" w:color="D8DEE5"/>
+          <w:right w:val="nil"/>
+        </w:pBdr>
+      </w:pPr>
+      <w:r>
+        <w:rPr>
+          <w:sz w:val="2"/>
+        </w:rPr>
+      </w:r>
+    </w:p>
+    <w:p>
+      <w:pPr>
+        <w:spacing w:before="104" w:after="0" w:lineRule="exact" w:line="220"/>
+        <w:jc w:val="left"/>
+      </w:pPr>
+      <w:r>
+        <w:rPr>
+          <w:rFonts w:ascii="Georgia" w:hAnsi="Georgia" w:cs="Georgia" w:eastAsia="Georgia"/>
+          <w:b w:val="0"/>
+          <w:i w:val="0"/>
+          <w:color w:val="1A1A1A"/>
+          <w:sz w:val="19"/>
+        </w:rPr>
+        <w:t>Platform Index amber</w:t>
+      </w:r>
+    </w:p>
+    <w:p>
+      <w:pPr>
+        <w:spacing w:before="110" w:after="0" w:lineRule="exact" w:line="40"/>
+        <w:ind w:left="3032" w:right="3242"/>
+        <w:pBdr>
+          <w:top w:val="nil"/>
+          <w:left w:val="nil"/>
+          <w:bottom w:val="single" w:sz="8" w:space="0" w:color="D8DEE5"/>
+          <w:right w:val="nil"/>
+        </w:pBdr>
+      </w:pPr>
+      <w:r>
+        <w:rPr>
+          <w:sz w:val="2"/>
+        </w:rPr>
+      </w:r>
+    </w:p>
+    <w:p>
+      <w:pPr>
+        <w:spacing w:before="0" w:after="0" w:lineRule="exact" w:line="40"/>
+        <w:ind w:left="6242"/>
+        <w:pBdr>
+          <w:top w:val="nil"/>
+          <w:left w:val="nil"/>
+          <w:bottom w:val="single" w:sz="8" w:space="0" w:color="D8DEE5"/>
+          <w:right w:val="nil"/>
+        </w:pBdr>
+      </w:pPr>
+      <w:r>
+        <w:rPr>
+          <w:sz w:val="2"/>
+        </w:rPr>
+      </w:r>
+    </w:p>
+    <w:p>
+      <w:pPr>
+        <w:spacing w:before="104" w:after="0" w:lineRule="exact" w:line="220"/>
+        <w:ind w:left="3180"/>
+        <w:jc w:val="left"/>
+      </w:pPr>
+      <w:r>
+        <w:rPr>
+          <w:rFonts w:ascii="Georgia" w:hAnsi="Georgia" w:cs="Georgia" w:eastAsia="Georgia"/>
+          <w:b w:val="0"/>
+          <w:i w:val="0"/>
+          <w:color w:val="1A1A1A"/>
+          <w:sz w:val="19"/>
+        </w:rPr>
+        <w:t>Serve green</w:t>
+      </w:r>
+    </w:p>
+    <w:p>
+      <w:pPr>
+        <w:spacing w:before="0" w:after="0" w:lineRule="exact" w:line="216"/>
       </w:pPr>
       <w:r>
         <w:rPr>
@@ -1740,7 +826,563 @@
     </w:tbl>
     <w:p>
       <w:pPr>
-        <w:spacing w:before="0" w:after="0" w:lineRule="exact" w:line="2296"/>
+        <w:keepNext/>
+        <w:spacing w:before="410" w:after="0" w:lineRule="exact" w:line="324"/>
+        <w:jc w:val="left"/>
+        <w:outlineLvl w:val="1"/>
+      </w:pPr>
+      <w:r>
+        <w:rPr>
+          <w:rFonts w:ascii="Arial" w:hAnsi="Arial" w:cs="Arial" w:eastAsia="Arial"/>
+          <w:b/>
+          <w:i w:val="0"/>
+          <w:color w:val="123A5E"/>
+          <w:sz w:val="28"/>
+        </w:rPr>
+        <w:t>Long table spanning a page break</w:t>
+      </w:r>
+    </w:p>
+    <w:p>
+      <w:pPr>
+        <w:spacing w:before="0" w:after="0" w:lineRule="exact" w:line="212"/>
+      </w:pPr>
+      <w:r>
+        <w:rPr>
+          <w:sz w:val="2"/>
+        </w:rPr>
+      </w:r>
+    </w:p>
+    <w:tbl>
+      <w:tblPr>
+        <w:jc w:val="left"/>
+        <w:tblLook w:firstColumn="1" w:firstRow="1" w:lastColumn="0" w:lastRow="0" w:noHBand="0" w:noVBand="1" w:val="04A0"/>
+        <w:tblLayout w:type="fixed"/>
+        <w:tblW w:w="840" w:type="dxa"/>
+        <w:tblBorders>
+          <w:top w:val="nil"/>
+          <w:left w:val="nil"/>
+          <w:bottom w:val="nil"/>
+          <w:right w:val="nil"/>
+          <w:insideH w:val="nil"/>
+          <w:insideV w:val="nil"/>
+        </w:tblBorders>
+        <w:tblCellMar>
+          <w:top w:w="0" w:type="dxa"/>
+          <w:left w:w="0" w:type="dxa"/>
+          <w:bottom w:w="0" w:type="dxa"/>
+          <w:right w:w="0" w:type="dxa"/>
+        </w:tblCellMar>
+      </w:tblPr>
+      <w:tblGrid>
+        <w:gridCol w:w="840"/>
+      </w:tblGrid>
+      <w:tr>
+        <w:tc>
+          <w:tcPr>
+            <w:tcW w:w="840" w:type="dxa"/>
+            <w:shd w:val="clear" w:fill="123A5E"/>
+            <w:tcBorders>
+              <w:top w:val="nil"/>
+              <w:left w:val="nil"/>
+              <w:bottom w:val="nil"/>
+              <w:right w:val="nil"/>
+            </w:tcBorders>
+            <w:tcMar>
+              <w:top w:w="98" w:type="dxa"/>
+              <w:left w:w="142" w:type="dxa"/>
+              <w:bottom w:w="142" w:type="dxa"/>
+              <w:right w:w="80" w:type="dxa"/>
+            </w:tcMar>
+          </w:tcPr>
+          <w:p>
+            <w:pPr>
+              <w:spacing w:before="2" w:after="0" w:lineRule="exact" w:line="208"/>
+              <w:jc w:val="left"/>
+            </w:pPr>
+            <w:r>
+              <w:rPr>
+                <w:rFonts w:ascii="Arial" w:hAnsi="Arial" w:cs="Arial" w:eastAsia="Arial"/>
+                <w:b/>
+                <w:i w:val="0"/>
+                <w:color w:val="FFFFFF"/>
+                <w:sz w:val="18"/>
+              </w:rPr>
+              <w:t xml:space="preserve"># </w:t>
+            </w:r>
+          </w:p>
+        </w:tc>
+      </w:tr>
+    </w:tbl>
+    <w:tbl>
+      <w:tblPr>
+        <w:jc w:val="left"/>
+        <w:tblLook w:firstColumn="1" w:firstRow="1" w:lastColumn="0" w:lastRow="0" w:noHBand="0" w:noVBand="1" w:val="04A0"/>
+        <w:tblLayout w:type="fixed"/>
+        <w:tblW w:w="5640" w:type="dxa"/>
+        <w:tblInd w:w="692" w:type="dxa"/>
+        <w:tblBorders>
+          <w:top w:val="nil"/>
+          <w:left w:val="nil"/>
+          <w:bottom w:val="nil"/>
+          <w:right w:val="nil"/>
+          <w:insideH w:val="nil"/>
+          <w:insideV w:val="nil"/>
+        </w:tblBorders>
+        <w:tblCellMar>
+          <w:top w:w="0" w:type="dxa"/>
+          <w:left w:w="0" w:type="dxa"/>
+          <w:bottom w:w="0" w:type="dxa"/>
+          <w:right w:w="0" w:type="dxa"/>
+        </w:tblCellMar>
+      </w:tblPr>
+      <w:tblGrid>
+        <w:gridCol w:w="5640"/>
+      </w:tblGrid>
+      <w:tr>
+        <w:tc>
+          <w:tcPr>
+            <w:tcW w:w="5640" w:type="dxa"/>
+            <w:shd w:val="clear" w:fill="123A5E"/>
+            <w:tcBorders>
+              <w:top w:val="nil"/>
+              <w:left w:val="nil"/>
+              <w:bottom w:val="nil"/>
+              <w:right w:val="nil"/>
+            </w:tcBorders>
+            <w:tcMar>
+              <w:top w:w="98" w:type="dxa"/>
+              <w:left w:w="154" w:type="dxa"/>
+              <w:bottom w:w="142" w:type="dxa"/>
+              <w:right w:w="80" w:type="dxa"/>
+            </w:tcMar>
+          </w:tcPr>
+          <w:p>
+            <w:pPr>
+              <w:spacing w:before="2" w:after="0" w:lineRule="exact" w:line="208"/>
+              <w:jc w:val="left"/>
+            </w:pPr>
+            <w:r>
+              <w:rPr>
+                <w:rFonts w:ascii="Arial" w:hAnsi="Arial" w:cs="Arial" w:eastAsia="Arial"/>
+                <w:b/>
+                <w:i w:val="0"/>
+                <w:color w:val="FFFFFF"/>
+                <w:sz w:val="18"/>
+              </w:rPr>
+              <w:t xml:space="preserve">Item </w:t>
+            </w:r>
+          </w:p>
+        </w:tc>
+      </w:tr>
+    </w:tbl>
+    <w:tbl>
+      <w:tblPr>
+        <w:jc w:val="left"/>
+        <w:tblLook w:firstColumn="1" w:firstRow="1" w:lastColumn="0" w:lastRow="0" w:noHBand="0" w:noVBand="1" w:val="04A0"/>
+        <w:tblLayout w:type="fixed"/>
+        <w:tblW w:w="1575" w:type="dxa"/>
+        <w:tblInd w:w="6332" w:type="dxa"/>
+        <w:tblBorders>
+          <w:top w:val="nil"/>
+          <w:left w:val="nil"/>
+          <w:bottom w:val="nil"/>
+          <w:right w:val="nil"/>
+          <w:insideH w:val="nil"/>
+          <w:insideV w:val="nil"/>
+        </w:tblBorders>
+        <w:tblCellMar>
+          <w:top w:w="0" w:type="dxa"/>
+          <w:left w:w="0" w:type="dxa"/>
+          <w:bottom w:w="0" w:type="dxa"/>
+          <w:right w:w="0" w:type="dxa"/>
+        </w:tblCellMar>
+      </w:tblPr>
+      <w:tblGrid>
+        <w:gridCol w:w="1575"/>
+      </w:tblGrid>
+      <w:tr>
+        <w:tc>
+          <w:tcPr>
+            <w:tcW w:w="1575" w:type="dxa"/>
+            <w:shd w:val="clear" w:fill="123A5E"/>
+            <w:tcBorders>
+              <w:top w:val="nil"/>
+              <w:left w:val="nil"/>
+              <w:bottom w:val="nil"/>
+              <w:right w:val="nil"/>
+            </w:tcBorders>
+            <w:tcMar>
+              <w:top w:w="98" w:type="dxa"/>
+              <w:left w:w="144" w:type="dxa"/>
+              <w:bottom w:w="142" w:type="dxa"/>
+              <w:right w:w="80" w:type="dxa"/>
+            </w:tcMar>
+          </w:tcPr>
+          <w:p>
+            <w:pPr>
+              <w:spacing w:before="2" w:after="0" w:lineRule="exact" w:line="208"/>
+              <w:jc w:val="left"/>
+            </w:pPr>
+            <w:r>
+              <w:rPr>
+                <w:rFonts w:ascii="Arial" w:hAnsi="Arial" w:cs="Arial" w:eastAsia="Arial"/>
+                <w:b/>
+                <w:i w:val="0"/>
+                <w:color w:val="FFFFFF"/>
+                <w:sz w:val="18"/>
+              </w:rPr>
+              <w:t xml:space="preserve">Owner </w:t>
+            </w:r>
+          </w:p>
+        </w:tc>
+      </w:tr>
+    </w:tbl>
+    <w:tbl>
+      <w:tblPr>
+        <w:jc w:val="left"/>
+        <w:tblLook w:firstColumn="1" w:firstRow="1" w:lastColumn="0" w:lastRow="0" w:noHBand="0" w:noVBand="1" w:val="04A0"/>
+        <w:tblLayout w:type="fixed"/>
+        <w:tblW w:w="1740" w:type="dxa"/>
+        <w:tblInd w:w="7906" w:type="dxa"/>
+        <w:tblBorders>
+          <w:top w:val="nil"/>
+          <w:left w:val="nil"/>
+          <w:bottom w:val="nil"/>
+          <w:right w:val="nil"/>
+          <w:insideH w:val="nil"/>
+          <w:insideV w:val="nil"/>
+        </w:tblBorders>
+        <w:tblCellMar>
+          <w:top w:w="0" w:type="dxa"/>
+          <w:left w:w="0" w:type="dxa"/>
+          <w:bottom w:w="0" w:type="dxa"/>
+          <w:right w:w="0" w:type="dxa"/>
+        </w:tblCellMar>
+      </w:tblPr>
+      <w:tblGrid>
+        <w:gridCol w:w="1740"/>
+      </w:tblGrid>
+      <w:tr>
+        <w:tc>
+          <w:tcPr>
+            <w:tcW w:w="1740" w:type="dxa"/>
+            <w:shd w:val="clear" w:fill="123A5E"/>
+            <w:tcBorders>
+              <w:top w:val="nil"/>
+              <w:left w:val="nil"/>
+              <w:bottom w:val="nil"/>
+              <w:right w:val="nil"/>
+            </w:tcBorders>
+            <w:tcMar>
+              <w:top w:w="98" w:type="dxa"/>
+              <w:left w:w="140" w:type="dxa"/>
+              <w:bottom w:w="142" w:type="dxa"/>
+              <w:right w:w="80" w:type="dxa"/>
+            </w:tcMar>
+          </w:tcPr>
+          <w:p>
+            <w:pPr>
+              <w:spacing w:before="2" w:after="0" w:lineRule="exact" w:line="208"/>
+              <w:jc w:val="left"/>
+            </w:pPr>
+            <w:r>
+              <w:rPr>
+                <w:rFonts w:ascii="Arial" w:hAnsi="Arial" w:cs="Arial" w:eastAsia="Arial"/>
+                <w:b/>
+                <w:i w:val="0"/>
+                <w:color w:val="FFFFFF"/>
+                <w:sz w:val="18"/>
+              </w:rPr>
+              <w:t>Status</w:t>
+            </w:r>
+          </w:p>
+        </w:tc>
+      </w:tr>
+    </w:tbl>
+    <w:tbl>
+      <w:tblPr>
+        <w:jc w:val="left"/>
+        <w:tblLook w:firstColumn="1" w:firstRow="1" w:lastColumn="0" w:lastRow="0" w:noHBand="0" w:noVBand="1" w:val="04A0"/>
+        <w:tblLayout w:type="fixed"/>
+        <w:tblW w:w="840" w:type="dxa"/>
+        <w:tblBorders>
+          <w:top w:val="nil"/>
+          <w:left w:val="nil"/>
+          <w:bottom w:val="nil"/>
+          <w:right w:val="nil"/>
+          <w:insideH w:val="nil"/>
+          <w:insideV w:val="nil"/>
+        </w:tblBorders>
+        <w:tblCellMar>
+          <w:top w:w="0" w:type="dxa"/>
+          <w:left w:w="0" w:type="dxa"/>
+          <w:bottom w:w="0" w:type="dxa"/>
+          <w:right w:w="0" w:type="dxa"/>
+        </w:tblCellMar>
+      </w:tblPr>
+      <w:tblGrid>
+        <w:gridCol w:w="840"/>
+      </w:tblGrid>
+      <w:tr>
+        <w:tc>
+          <w:tcPr>
+            <w:tcW w:w="840" w:type="dxa"/>
+            <w:shd w:val="clear" w:fill="F2F5F8"/>
+            <w:tcBorders>
+              <w:top w:val="nil"/>
+              <w:left w:val="nil"/>
+              <w:bottom w:val="nil"/>
+              <w:right w:val="nil"/>
+            </w:tcBorders>
+            <w:tcMar>
+              <w:top w:w="104" w:type="dxa"/>
+              <w:left w:w="152" w:type="dxa"/>
+              <w:bottom w:w="126" w:type="dxa"/>
+              <w:right w:w="80" w:type="dxa"/>
+            </w:tcMar>
+          </w:tcPr>
+          <w:p>
+            <w:pPr>
+              <w:spacing w:before="0" w:after="0" w:lineRule="exact" w:line="220"/>
+              <w:jc w:val="left"/>
+            </w:pPr>
+            <w:r>
+              <w:rPr>
+                <w:rFonts w:ascii="Georgia" w:hAnsi="Georgia" w:cs="Georgia" w:eastAsia="Georgia"/>
+                <w:b w:val="0"/>
+                <w:i w:val="0"/>
+                <w:color w:val="1A1A1A"/>
+                <w:sz w:val="19"/>
+              </w:rPr>
+              <w:t xml:space="preserve">1 </w:t>
+            </w:r>
+          </w:p>
+        </w:tc>
+      </w:tr>
+    </w:tbl>
+    <w:tbl>
+      <w:tblPr>
+        <w:jc w:val="left"/>
+        <w:tblLook w:firstColumn="1" w:firstRow="1" w:lastColumn="0" w:lastRow="0" w:noHBand="0" w:noVBand="1" w:val="04A0"/>
+        <w:tblLayout w:type="fixed"/>
+        <w:tblW w:w="5640" w:type="dxa"/>
+        <w:tblInd w:w="692" w:type="dxa"/>
+        <w:tblBorders>
+          <w:top w:val="nil"/>
+          <w:left w:val="nil"/>
+          <w:bottom w:val="nil"/>
+          <w:right w:val="nil"/>
+          <w:insideH w:val="nil"/>
+          <w:insideV w:val="nil"/>
+        </w:tblBorders>
+        <w:tblCellMar>
+          <w:top w:w="0" w:type="dxa"/>
+          <w:left w:w="0" w:type="dxa"/>
+          <w:bottom w:w="0" w:type="dxa"/>
+          <w:right w:w="0" w:type="dxa"/>
+        </w:tblCellMar>
+      </w:tblPr>
+      <w:tblGrid>
+        <w:gridCol w:w="5640"/>
+      </w:tblGrid>
+      <w:tr>
+        <w:tc>
+          <w:tcPr>
+            <w:tcW w:w="5640" w:type="dxa"/>
+            <w:shd w:val="clear" w:fill="F2F5F8"/>
+            <w:tcBorders>
+              <w:top w:val="nil"/>
+              <w:left w:val="nil"/>
+              <w:bottom w:val="nil"/>
+              <w:right w:val="nil"/>
+            </w:tcBorders>
+            <w:tcMar>
+              <w:top w:w="104" w:type="dxa"/>
+              <w:left w:w="142" w:type="dxa"/>
+              <w:bottom w:w="126" w:type="dxa"/>
+              <w:right w:w="80" w:type="dxa"/>
+            </w:tcMar>
+          </w:tcPr>
+          <w:p>
+            <w:pPr>
+              <w:spacing w:before="0" w:after="0" w:lineRule="exact" w:line="220"/>
+              <w:jc w:val="left"/>
+            </w:pPr>
+            <w:r>
+              <w:rPr>
+                <w:rFonts w:ascii="Georgia" w:hAnsi="Georgia" w:cs="Georgia" w:eastAsia="Georgia"/>
+                <w:b w:val="0"/>
+                <w:i w:val="0"/>
+                <w:color w:val="1A1A1A"/>
+                <w:sz w:val="19"/>
+              </w:rPr>
+              <w:t xml:space="preserve">Work item number 1 in the backlog </w:t>
+            </w:r>
+          </w:p>
+        </w:tc>
+      </w:tr>
+    </w:tbl>
+    <w:tbl>
+      <w:tblPr>
+        <w:jc w:val="left"/>
+        <w:tblLook w:firstColumn="1" w:firstRow="1" w:lastColumn="0" w:lastRow="0" w:noHBand="0" w:noVBand="1" w:val="04A0"/>
+        <w:tblLayout w:type="fixed"/>
+        <w:tblW w:w="1575" w:type="dxa"/>
+        <w:tblInd w:w="6332" w:type="dxa"/>
+        <w:tblBorders>
+          <w:top w:val="nil"/>
+          <w:left w:val="nil"/>
+          <w:bottom w:val="nil"/>
+          <w:right w:val="nil"/>
+          <w:insideH w:val="nil"/>
+          <w:insideV w:val="nil"/>
+        </w:tblBorders>
+        <w:tblCellMar>
+          <w:top w:w="0" w:type="dxa"/>
+          <w:left w:w="0" w:type="dxa"/>
+          <w:bottom w:w="0" w:type="dxa"/>
+          <w:right w:w="0" w:type="dxa"/>
+        </w:tblCellMar>
+      </w:tblPr>
+      <w:tblGrid>
+        <w:gridCol w:w="1575"/>
+      </w:tblGrid>
+      <w:tr>
+        <w:tc>
+          <w:tcPr>
+            <w:tcW w:w="1575" w:type="dxa"/>
+            <w:shd w:val="clear" w:fill="F2F5F8"/>
+            <w:tcBorders>
+              <w:top w:val="nil"/>
+              <w:left w:val="nil"/>
+              <w:bottom w:val="nil"/>
+              <w:right w:val="nil"/>
+            </w:tcBorders>
+            <w:tcMar>
+              <w:top w:w="104" w:type="dxa"/>
+              <w:left w:w="138" w:type="dxa"/>
+              <w:bottom w:w="126" w:type="dxa"/>
+              <w:right w:w="80" w:type="dxa"/>
+            </w:tcMar>
+          </w:tcPr>
+          <w:p>
+            <w:pPr>
+              <w:spacing w:before="0" w:after="0" w:lineRule="exact" w:line="220"/>
+              <w:jc w:val="left"/>
+            </w:pPr>
+            <w:r>
+              <w:rPr>
+                <w:rFonts w:ascii="Georgia" w:hAnsi="Georgia" w:cs="Georgia" w:eastAsia="Georgia"/>
+                <w:b w:val="0"/>
+                <w:i w:val="0"/>
+                <w:color w:val="1A1A1A"/>
+                <w:sz w:val="19"/>
+              </w:rPr>
+              <w:t xml:space="preserve">Team B </w:t>
+            </w:r>
+          </w:p>
+        </w:tc>
+      </w:tr>
+    </w:tbl>
+    <w:tbl>
+      <w:tblPr>
+        <w:jc w:val="left"/>
+        <w:tblLook w:firstColumn="1" w:firstRow="1" w:lastColumn="0" w:lastRow="0" w:noHBand="0" w:noVBand="1" w:val="04A0"/>
+        <w:tblLayout w:type="fixed"/>
+        <w:tblW w:w="1740" w:type="dxa"/>
+        <w:tblInd w:w="7906" w:type="dxa"/>
+        <w:tblBorders>
+          <w:top w:val="nil"/>
+          <w:left w:val="nil"/>
+          <w:bottom w:val="nil"/>
+          <w:right w:val="nil"/>
+          <w:insideH w:val="nil"/>
+          <w:insideV w:val="nil"/>
+        </w:tblBorders>
+        <w:tblCellMar>
+          <w:top w:w="0" w:type="dxa"/>
+          <w:left w:w="0" w:type="dxa"/>
+          <w:bottom w:w="0" w:type="dxa"/>
+          <w:right w:w="0" w:type="dxa"/>
+        </w:tblCellMar>
+      </w:tblPr>
+      <w:tblGrid>
+        <w:gridCol w:w="1740"/>
+      </w:tblGrid>
+      <w:tr>
+        <w:tc>
+          <w:tcPr>
+            <w:tcW w:w="1740" w:type="dxa"/>
+            <w:shd w:val="clear" w:fill="F2F5F8"/>
+            <w:tcBorders>
+              <w:top w:val="nil"/>
+              <w:left w:val="nil"/>
+              <w:bottom w:val="nil"/>
+              <w:right w:val="nil"/>
+            </w:tcBorders>
+            <w:tcMar>
+              <w:top w:w="104" w:type="dxa"/>
+              <w:left w:w="136" w:type="dxa"/>
+              <w:bottom w:w="126" w:type="dxa"/>
+              <w:right w:w="80" w:type="dxa"/>
+            </w:tcMar>
+          </w:tcPr>
+          <w:p>
+            <w:pPr>
+              <w:spacing w:before="0" w:after="0" w:lineRule="exact" w:line="220"/>
+              <w:jc w:val="left"/>
+            </w:pPr>
+            <w:r>
+              <w:rPr>
+                <w:rFonts w:ascii="Georgia" w:hAnsi="Georgia" w:cs="Georgia" w:eastAsia="Georgia"/>
+                <w:b w:val="0"/>
+                <w:i w:val="0"/>
+                <w:color w:val="1A1A1A"/>
+                <w:sz w:val="19"/>
+              </w:rPr>
+              <w:t>in review</w:t>
+            </w:r>
+          </w:p>
+        </w:tc>
+      </w:tr>
+    </w:tbl>
+    <w:p>
+      <w:pPr>
+        <w:spacing w:before="0" w:after="0" w:lineRule="exact" w:line="40"/>
+        <w:ind w:left="692" w:right="3152"/>
+        <w:pBdr>
+          <w:top w:val="nil"/>
+          <w:left w:val="nil"/>
+          <w:bottom w:val="single" w:sz="8" w:space="0" w:color="D8DEE5"/>
+          <w:right w:val="nil"/>
+        </w:pBdr>
+      </w:pPr>
+      <w:r>
+        <w:rPr>
+          <w:sz w:val="2"/>
+        </w:rPr>
+      </w:r>
+    </w:p>
+    <w:p>
+      <w:pPr>
+        <w:spacing w:before="104" w:after="0" w:lineRule="exact" w:line="220"/>
+        <w:ind w:left="2"/>
+        <w:jc w:val="left"/>
+      </w:pPr>
+      <w:r>
+        <w:rPr>
+          <w:rFonts w:ascii="Georgia" w:hAnsi="Georgia" w:cs="Georgia" w:eastAsia="Georgia"/>
+          <w:b w:val="0"/>
+          <w:i w:val="0"/>
+          <w:color w:val="1A1A1A"/>
+          <w:sz w:val="19"/>
+        </w:rPr>
+        <w:t>2 Work item number 2 in the backlog Team C done</w:t>
+      </w:r>
+    </w:p>
+    <w:p>
+      <w:pPr>
+        <w:spacing w:before="0" w:after="0" w:lineRule="exact" w:line="126"/>
       </w:pPr>
       <w:r>
         <w:rPr>
@@ -1916,7 +1558,23 @@
     </w:tbl>
     <w:p>
       <w:pPr>
-        <w:spacing w:before="0" w:after="0" w:lineRule="exact" w:line="450"/>
+        <w:spacing w:before="104" w:after="0" w:lineRule="exact" w:line="220"/>
+        <w:jc w:val="left"/>
+      </w:pPr>
+      <w:r>
+        <w:rPr>
+          <w:rFonts w:ascii="Georgia" w:hAnsi="Georgia" w:cs="Georgia" w:eastAsia="Georgia"/>
+          <w:b w:val="0"/>
+          <w:i w:val="0"/>
+          <w:color w:val="1A1A1A"/>
+          <w:sz w:val="19"/>
+        </w:rPr>
+        <w:t>4 Work item number 4 in the backlog Team E in review</w:t>
+      </w:r>
+    </w:p>
+    <w:p>
+      <w:pPr>
+        <w:spacing w:before="0" w:after="0" w:lineRule="exact" w:line="126"/>
       </w:pPr>
       <w:r>
         <w:rPr>
@@ -2092,7 +1750,24 @@
     </w:tbl>
     <w:p>
       <w:pPr>
-        <w:spacing w:before="0" w:after="0" w:lineRule="exact" w:line="450"/>
+        <w:spacing w:before="104" w:after="0" w:lineRule="exact" w:line="220"/>
+        <w:ind w:left="2"/>
+        <w:jc w:val="left"/>
+      </w:pPr>
+      <w:r>
+        <w:rPr>
+          <w:rFonts w:ascii="Georgia" w:hAnsi="Georgia" w:cs="Georgia" w:eastAsia="Georgia"/>
+          <w:b w:val="0"/>
+          <w:i w:val="0"/>
+          <w:color w:val="1A1A1A"/>
+          <w:sz w:val="19"/>
+        </w:rPr>
+        <w:t>6 Work item number 6 in the backlog Team B open</w:t>
+      </w:r>
+    </w:p>
+    <w:p>
+      <w:pPr>
+        <w:spacing w:before="0" w:after="0" w:lineRule="exact" w:line="126"/>
       </w:pPr>
       <w:r>
         <w:rPr>
@@ -2268,7 +1943,24 @@
     </w:tbl>
     <w:p>
       <w:pPr>
-        <w:spacing w:before="0" w:after="0" w:lineRule="exact" w:line="450"/>
+        <w:spacing w:before="104" w:after="0" w:lineRule="exact" w:line="220"/>
+        <w:ind w:left="2"/>
+        <w:jc w:val="left"/>
+      </w:pPr>
+      <w:r>
+        <w:rPr>
+          <w:rFonts w:ascii="Georgia" w:hAnsi="Georgia" w:cs="Georgia" w:eastAsia="Georgia"/>
+          <w:b w:val="0"/>
+          <w:i w:val="0"/>
+          <w:color w:val="1A1A1A"/>
+          <w:sz w:val="19"/>
+        </w:rPr>
+        <w:t>8 Work item number 8 in the backlog Team D done</w:t>
+      </w:r>
+    </w:p>
+    <w:p>
+      <w:pPr>
+        <w:spacing w:before="0" w:after="0" w:lineRule="exact" w:line="126"/>
       </w:pPr>
       <w:r>
         <w:rPr>
@@ -2469,29 +2161,7 @@
     </w:p>
     <w:p>
       <w:pPr>
-        <w:spacing w:before="0" w:after="0" w:lineRule="exact" w:line="90"/>
-      </w:pPr>
-      <w:r>
-        <w:rPr>
-          <w:sz w:val="2"/>
-        </w:rPr>
-      </w:r>
-    </w:p>
-    <w:p>
-      <w:pPr>
-        <w:sectPr>
-          <w:type w:val="continuous"/>
-          <w:pgSz w:w="12240" w:h="15840"/>
-          <w:pgMar w:top="1290" w:right="1378" w:bottom="1150" w:left="1378" w:header="720" w:footer="720" w:gutter="0"/>
-          <w:cols w:num="1"/>
-          <w:docGrid w:linePitch="360"/>
-        </w:sectPr>
-        <w:spacing w:before="0" w:after="0" w:line="20" w:lineRule="exact"/>
-      </w:pPr>
-    </w:p>
-    <w:p>
-      <w:pPr>
-        <w:spacing w:before="0" w:after="0" w:lineRule="exact" w:line="220"/>
+        <w:spacing w:before="90" w:after="0" w:lineRule="exact" w:line="220"/>
         <w:ind w:left="4"/>
         <w:jc w:val="left"/>
       </w:pPr>
@@ -2503,1043 +2173,18 @@
           <w:color w:val="1A1A1A"/>
           <w:sz w:val="19"/>
         </w:rPr>
-        <w:t xml:space="preserve">10 </w:t>
+        <w:t>10 Work item number 10 in the backlog Team A in review</w:t>
       </w:r>
     </w:p>
     <w:p>
       <w:pPr>
-        <w:spacing w:before="0" w:after="0" w:lineRule="exact" w:line="220"/>
-        <w:ind w:left="834"/>
-        <w:jc w:val="left"/>
-      </w:pPr>
-      <w:r>
-        <w:rPr>
-          <w:rFonts w:ascii="Georgia" w:hAnsi="Georgia" w:cs="Georgia" w:eastAsia="Georgia"/>
-          <w:b w:val="0"/>
-          <w:i w:val="0"/>
-          <w:color w:val="1A1A1A"/>
-          <w:sz w:val="19"/>
-        </w:rPr>
-        <w:t xml:space="preserve">Work item number 10 in the backlog </w:t>
-      </w:r>
-    </w:p>
-    <w:p>
-      <w:pPr>
-        <w:spacing w:before="680" w:after="0" w:lineRule="exact" w:line="220"/>
-        <w:ind w:left="4"/>
-        <w:jc w:val="left"/>
-      </w:pPr>
-      <w:r>
-        <w:rPr>
-          <w:rFonts w:ascii="Georgia" w:hAnsi="Georgia" w:cs="Georgia" w:eastAsia="Georgia"/>
-          <w:b w:val="0"/>
-          <w:i w:val="0"/>
-          <w:color w:val="1A1A1A"/>
-          <w:sz w:val="19"/>
-        </w:rPr>
-        <w:t xml:space="preserve">12 </w:t>
-      </w:r>
-    </w:p>
-    <w:p>
-      <w:pPr>
-        <w:spacing w:before="0" w:after="0" w:lineRule="exact" w:line="220"/>
-        <w:ind w:left="834"/>
-        <w:jc w:val="left"/>
-      </w:pPr>
-      <w:r>
-        <w:rPr>
-          <w:rFonts w:ascii="Georgia" w:hAnsi="Georgia" w:cs="Georgia" w:eastAsia="Georgia"/>
-          <w:b w:val="0"/>
-          <w:i w:val="0"/>
-          <w:color w:val="1A1A1A"/>
-          <w:sz w:val="19"/>
-        </w:rPr>
-        <w:t xml:space="preserve">Work item number 12 in the backlog </w:t>
-      </w:r>
-    </w:p>
-    <w:p>
-      <w:pPr>
-        <w:spacing w:before="680" w:after="0" w:lineRule="exact" w:line="220"/>
-        <w:ind w:left="4"/>
-        <w:jc w:val="left"/>
-      </w:pPr>
-      <w:r>
-        <w:rPr>
-          <w:rFonts w:ascii="Georgia" w:hAnsi="Georgia" w:cs="Georgia" w:eastAsia="Georgia"/>
-          <w:b w:val="0"/>
-          <w:i w:val="0"/>
-          <w:color w:val="1A1A1A"/>
-          <w:sz w:val="19"/>
-        </w:rPr>
-        <w:t xml:space="preserve">14 </w:t>
-      </w:r>
-    </w:p>
-    <w:p>
-      <w:pPr>
-        <w:spacing w:before="0" w:after="0" w:lineRule="exact" w:line="220"/>
-        <w:ind w:left="834"/>
-        <w:jc w:val="left"/>
-      </w:pPr>
-      <w:r>
-        <w:rPr>
-          <w:rFonts w:ascii="Georgia" w:hAnsi="Georgia" w:cs="Georgia" w:eastAsia="Georgia"/>
-          <w:b w:val="0"/>
-          <w:i w:val="0"/>
-          <w:color w:val="1A1A1A"/>
-          <w:sz w:val="19"/>
-        </w:rPr>
-        <w:t xml:space="preserve">Work item number 14 in the backlog </w:t>
-      </w:r>
-    </w:p>
-    <w:p>
-      <w:pPr>
-        <w:spacing w:before="680" w:after="0" w:lineRule="exact" w:line="220"/>
-        <w:ind w:left="4"/>
-        <w:jc w:val="left"/>
-      </w:pPr>
-      <w:r>
-        <w:rPr>
-          <w:rFonts w:ascii="Georgia" w:hAnsi="Georgia" w:cs="Georgia" w:eastAsia="Georgia"/>
-          <w:b w:val="0"/>
-          <w:i w:val="0"/>
-          <w:color w:val="1A1A1A"/>
-          <w:sz w:val="19"/>
-        </w:rPr>
-        <w:t xml:space="preserve">16 </w:t>
-      </w:r>
-    </w:p>
-    <w:p>
-      <w:pPr>
-        <w:spacing w:before="0" w:after="0" w:lineRule="exact" w:line="220"/>
-        <w:ind w:left="834"/>
-        <w:jc w:val="left"/>
-      </w:pPr>
-      <w:r>
-        <w:rPr>
-          <w:rFonts w:ascii="Georgia" w:hAnsi="Georgia" w:cs="Georgia" w:eastAsia="Georgia"/>
-          <w:b w:val="0"/>
-          <w:i w:val="0"/>
-          <w:color w:val="1A1A1A"/>
-          <w:sz w:val="19"/>
-        </w:rPr>
-        <w:t xml:space="preserve">Work item number 16 in the backlog </w:t>
-      </w:r>
-    </w:p>
-    <w:p>
-      <w:pPr>
-        <w:spacing w:before="680" w:after="0" w:lineRule="exact" w:line="220"/>
-        <w:ind w:left="4"/>
-        <w:jc w:val="left"/>
-      </w:pPr>
-      <w:r>
-        <w:rPr>
-          <w:rFonts w:ascii="Georgia" w:hAnsi="Georgia" w:cs="Georgia" w:eastAsia="Georgia"/>
-          <w:b w:val="0"/>
-          <w:i w:val="0"/>
-          <w:color w:val="1A1A1A"/>
-          <w:sz w:val="19"/>
-        </w:rPr>
-        <w:t xml:space="preserve">18 </w:t>
-      </w:r>
-    </w:p>
-    <w:p>
-      <w:pPr>
-        <w:spacing w:before="0" w:after="0" w:lineRule="exact" w:line="220"/>
-        <w:ind w:left="834"/>
-        <w:jc w:val="left"/>
-      </w:pPr>
-      <w:r>
-        <w:rPr>
-          <w:rFonts w:ascii="Georgia" w:hAnsi="Georgia" w:cs="Georgia" w:eastAsia="Georgia"/>
-          <w:b w:val="0"/>
-          <w:i w:val="0"/>
-          <w:color w:val="1A1A1A"/>
-          <w:sz w:val="19"/>
-        </w:rPr>
-        <w:t xml:space="preserve">Work item number 18 in the backlog </w:t>
-      </w:r>
-    </w:p>
-    <w:p>
-      <w:pPr>
-        <w:spacing w:before="680" w:after="0" w:lineRule="exact" w:line="220"/>
-        <w:ind w:left="2"/>
-        <w:jc w:val="left"/>
-      </w:pPr>
-      <w:r>
-        <w:rPr>
-          <w:rFonts w:ascii="Georgia" w:hAnsi="Georgia" w:cs="Georgia" w:eastAsia="Georgia"/>
-          <w:b w:val="0"/>
-          <w:i w:val="0"/>
-          <w:color w:val="1A1A1A"/>
-          <w:sz w:val="19"/>
-        </w:rPr>
-        <w:t xml:space="preserve">20 </w:t>
-      </w:r>
-    </w:p>
-    <w:p>
-      <w:pPr>
-        <w:spacing w:before="0" w:after="0" w:lineRule="exact" w:line="220"/>
-        <w:ind w:left="834"/>
-        <w:jc w:val="left"/>
-      </w:pPr>
-      <w:r>
-        <w:rPr>
-          <w:rFonts w:ascii="Georgia" w:hAnsi="Georgia" w:cs="Georgia" w:eastAsia="Georgia"/>
-          <w:b w:val="0"/>
-          <w:i w:val="0"/>
-          <w:color w:val="1A1A1A"/>
-          <w:sz w:val="19"/>
-        </w:rPr>
-        <w:t xml:space="preserve">Work item number 20 in the backlog </w:t>
-      </w:r>
-    </w:p>
-    <w:p>
-      <w:pPr>
-        <w:spacing w:before="680" w:after="0" w:lineRule="exact" w:line="220"/>
-        <w:ind w:left="2"/>
-        <w:jc w:val="left"/>
-      </w:pPr>
-      <w:r>
-        <w:rPr>
-          <w:rFonts w:ascii="Georgia" w:hAnsi="Georgia" w:cs="Georgia" w:eastAsia="Georgia"/>
-          <w:b w:val="0"/>
-          <w:i w:val="0"/>
-          <w:color w:val="1A1A1A"/>
-          <w:sz w:val="19"/>
-        </w:rPr>
-        <w:t xml:space="preserve">22 </w:t>
-      </w:r>
-    </w:p>
-    <w:p>
-      <w:pPr>
-        <w:spacing w:before="0" w:after="0" w:lineRule="exact" w:line="220"/>
-        <w:ind w:left="834"/>
-        <w:jc w:val="left"/>
-      </w:pPr>
-      <w:r>
-        <w:rPr>
-          <w:rFonts w:ascii="Georgia" w:hAnsi="Georgia" w:cs="Georgia" w:eastAsia="Georgia"/>
-          <w:b w:val="0"/>
-          <w:i w:val="0"/>
-          <w:color w:val="1A1A1A"/>
-          <w:sz w:val="19"/>
-        </w:rPr>
-        <w:t xml:space="preserve">Work item number 22 in the backlog </w:t>
-      </w:r>
-    </w:p>
-    <w:p>
-      <w:pPr>
-        <w:spacing w:before="680" w:after="0" w:lineRule="exact" w:line="220"/>
-        <w:ind w:left="2"/>
-        <w:jc w:val="left"/>
-      </w:pPr>
-      <w:r>
-        <w:rPr>
-          <w:rFonts w:ascii="Georgia" w:hAnsi="Georgia" w:cs="Georgia" w:eastAsia="Georgia"/>
-          <w:b w:val="0"/>
-          <w:i w:val="0"/>
-          <w:color w:val="1A1A1A"/>
-          <w:sz w:val="19"/>
-        </w:rPr>
-        <w:t xml:space="preserve">24 </w:t>
-      </w:r>
-    </w:p>
-    <w:p>
-      <w:pPr>
-        <w:spacing w:before="0" w:after="0" w:lineRule="exact" w:line="220"/>
-        <w:ind w:left="834"/>
-        <w:jc w:val="left"/>
-      </w:pPr>
-      <w:r>
-        <w:rPr>
-          <w:rFonts w:ascii="Georgia" w:hAnsi="Georgia" w:cs="Georgia" w:eastAsia="Georgia"/>
-          <w:b w:val="0"/>
-          <w:i w:val="0"/>
-          <w:color w:val="1A1A1A"/>
-          <w:sz w:val="19"/>
-        </w:rPr>
-        <w:t xml:space="preserve">Work item number 24 in the backlog </w:t>
-      </w:r>
-    </w:p>
-    <w:p>
-      <w:pPr>
-        <w:spacing w:before="680" w:after="0" w:lineRule="exact" w:line="220"/>
-        <w:ind w:left="2"/>
-        <w:jc w:val="left"/>
-      </w:pPr>
-      <w:r>
-        <w:rPr>
-          <w:rFonts w:ascii="Georgia" w:hAnsi="Georgia" w:cs="Georgia" w:eastAsia="Georgia"/>
-          <w:b w:val="0"/>
-          <w:i w:val="0"/>
-          <w:color w:val="1A1A1A"/>
-          <w:sz w:val="19"/>
-        </w:rPr>
-        <w:t xml:space="preserve">26 </w:t>
-      </w:r>
-    </w:p>
-    <w:p>
-      <w:pPr>
-        <w:spacing w:before="0" w:after="0" w:lineRule="exact" w:line="220"/>
-        <w:ind w:left="834"/>
-        <w:jc w:val="left"/>
-      </w:pPr>
-      <w:r>
-        <w:rPr>
-          <w:rFonts w:ascii="Georgia" w:hAnsi="Georgia" w:cs="Georgia" w:eastAsia="Georgia"/>
-          <w:b w:val="0"/>
-          <w:i w:val="0"/>
-          <w:color w:val="1A1A1A"/>
-          <w:sz w:val="19"/>
-        </w:rPr>
-        <w:t xml:space="preserve">Work item number 26 in the backlog </w:t>
-      </w:r>
-    </w:p>
-    <w:p>
-      <w:pPr>
-        <w:spacing w:before="680" w:after="0" w:lineRule="exact" w:line="220"/>
-        <w:ind w:left="2"/>
-        <w:jc w:val="left"/>
-      </w:pPr>
-      <w:r>
-        <w:rPr>
-          <w:rFonts w:ascii="Georgia" w:hAnsi="Georgia" w:cs="Georgia" w:eastAsia="Georgia"/>
-          <w:b w:val="0"/>
-          <w:i w:val="0"/>
-          <w:color w:val="1A1A1A"/>
-          <w:sz w:val="19"/>
-        </w:rPr>
-        <w:t xml:space="preserve">28 </w:t>
-      </w:r>
-    </w:p>
-    <w:p>
-      <w:pPr>
-        <w:spacing w:before="0" w:after="0" w:lineRule="exact" w:line="220"/>
-        <w:ind w:left="834"/>
-        <w:jc w:val="left"/>
-      </w:pPr>
-      <w:r>
-        <w:rPr>
-          <w:rFonts w:ascii="Georgia" w:hAnsi="Georgia" w:cs="Georgia" w:eastAsia="Georgia"/>
-          <w:b w:val="0"/>
-          <w:i w:val="0"/>
-          <w:color w:val="1A1A1A"/>
-          <w:sz w:val="19"/>
-        </w:rPr>
-        <w:t xml:space="preserve">Work item number 28 in the backlog </w:t>
-      </w:r>
-    </w:p>
-    <w:p>
-      <w:pPr>
-        <w:spacing w:before="680" w:after="0" w:lineRule="exact" w:line="220"/>
-        <w:jc w:val="left"/>
-      </w:pPr>
-      <w:r>
-        <w:rPr>
-          <w:rFonts w:ascii="Georgia" w:hAnsi="Georgia" w:cs="Georgia" w:eastAsia="Georgia"/>
-          <w:b w:val="0"/>
-          <w:i w:val="0"/>
-          <w:color w:val="1A1A1A"/>
-          <w:sz w:val="19"/>
-        </w:rPr>
-        <w:t xml:space="preserve">30 </w:t>
-      </w:r>
-    </w:p>
-    <w:p>
-      <w:pPr>
-        <w:spacing w:before="0" w:after="0" w:lineRule="exact" w:line="220"/>
-        <w:ind w:left="834"/>
-        <w:jc w:val="left"/>
-      </w:pPr>
-      <w:r>
-        <w:rPr>
-          <w:rFonts w:ascii="Georgia" w:hAnsi="Georgia" w:cs="Georgia" w:eastAsia="Georgia"/>
-          <w:b w:val="0"/>
-          <w:i w:val="0"/>
-          <w:color w:val="1A1A1A"/>
-          <w:sz w:val="19"/>
-        </w:rPr>
-        <w:t xml:space="preserve">Work item number 30 in the backlog </w:t>
-      </w:r>
-    </w:p>
-    <w:p>
-      <w:pPr>
-        <w:spacing w:before="680" w:after="0" w:lineRule="exact" w:line="220"/>
-        <w:jc w:val="left"/>
-      </w:pPr>
-      <w:r>
-        <w:rPr>
-          <w:rFonts w:ascii="Georgia" w:hAnsi="Georgia" w:cs="Georgia" w:eastAsia="Georgia"/>
-          <w:b w:val="0"/>
-          <w:i w:val="0"/>
-          <w:color w:val="1A1A1A"/>
-          <w:sz w:val="19"/>
-        </w:rPr>
-        <w:t xml:space="preserve">32 </w:t>
-      </w:r>
-    </w:p>
-    <w:p>
-      <w:pPr>
-        <w:spacing w:before="0" w:after="0" w:lineRule="exact" w:line="220"/>
-        <w:ind w:left="834"/>
-        <w:jc w:val="left"/>
-      </w:pPr>
-      <w:r>
-        <w:rPr>
-          <w:rFonts w:ascii="Georgia" w:hAnsi="Georgia" w:cs="Georgia" w:eastAsia="Georgia"/>
-          <w:b w:val="0"/>
-          <w:i w:val="0"/>
-          <w:color w:val="1A1A1A"/>
-          <w:sz w:val="19"/>
-        </w:rPr>
-        <w:t xml:space="preserve">Work item number 32 in the backlog </w:t>
-      </w:r>
-    </w:p>
-    <w:p>
-      <w:pPr>
-        <w:spacing w:before="680" w:after="0" w:lineRule="exact" w:line="220"/>
-        <w:jc w:val="left"/>
-      </w:pPr>
-      <w:r>
-        <w:rPr>
-          <w:rFonts w:ascii="Georgia" w:hAnsi="Georgia" w:cs="Georgia" w:eastAsia="Georgia"/>
-          <w:b w:val="0"/>
-          <w:i w:val="0"/>
-          <w:color w:val="1A1A1A"/>
-          <w:sz w:val="19"/>
-        </w:rPr>
-        <w:t xml:space="preserve">34 </w:t>
-      </w:r>
-    </w:p>
-    <w:p>
-      <w:pPr>
-        <w:spacing w:before="0" w:after="0" w:lineRule="exact" w:line="220"/>
-        <w:ind w:left="834"/>
-        <w:jc w:val="left"/>
-      </w:pPr>
-      <w:r>
-        <w:rPr>
-          <w:rFonts w:ascii="Georgia" w:hAnsi="Georgia" w:cs="Georgia" w:eastAsia="Georgia"/>
-          <w:b w:val="0"/>
-          <w:i w:val="0"/>
-          <w:color w:val="1A1A1A"/>
-          <w:sz w:val="19"/>
-        </w:rPr>
-        <w:t xml:space="preserve">Work item number 34 in the backlog </w:t>
-      </w:r>
-    </w:p>
-    <w:p>
-      <w:pPr>
-        <w:spacing w:before="680" w:after="0" w:lineRule="exact" w:line="220"/>
-        <w:jc w:val="left"/>
-      </w:pPr>
-      <w:r>
-        <w:rPr>
-          <w:rFonts w:ascii="Georgia" w:hAnsi="Georgia" w:cs="Georgia" w:eastAsia="Georgia"/>
-          <w:b w:val="0"/>
-          <w:i w:val="0"/>
-          <w:color w:val="1A1A1A"/>
-          <w:sz w:val="19"/>
-        </w:rPr>
-        <w:t xml:space="preserve">36 </w:t>
-      </w:r>
-    </w:p>
-    <w:p>
-      <w:pPr>
-        <w:spacing w:before="0" w:after="0" w:lineRule="exact" w:line="220"/>
-        <w:ind w:left="834"/>
-        <w:jc w:val="left"/>
-      </w:pPr>
-      <w:r>
-        <w:rPr>
-          <w:rFonts w:ascii="Georgia" w:hAnsi="Georgia" w:cs="Georgia" w:eastAsia="Georgia"/>
-          <w:b w:val="0"/>
-          <w:i w:val="0"/>
-          <w:color w:val="1A1A1A"/>
-          <w:sz w:val="19"/>
-        </w:rPr>
-        <w:t xml:space="preserve">Work item number 36 in the backlog </w:t>
-      </w:r>
-    </w:p>
-    <w:p>
-      <w:pPr>
-        <w:spacing w:before="680" w:after="0" w:lineRule="exact" w:line="220"/>
-        <w:jc w:val="left"/>
-      </w:pPr>
-      <w:r>
-        <w:rPr>
-          <w:rFonts w:ascii="Georgia" w:hAnsi="Georgia" w:cs="Georgia" w:eastAsia="Georgia"/>
-          <w:b w:val="0"/>
-          <w:i w:val="0"/>
-          <w:color w:val="1A1A1A"/>
-          <w:sz w:val="19"/>
-        </w:rPr>
-        <w:t xml:space="preserve">38 </w:t>
-      </w:r>
-    </w:p>
-    <w:p>
-      <w:pPr>
-        <w:spacing w:before="0" w:after="0" w:lineRule="exact" w:line="220"/>
-        <w:ind w:left="834"/>
-        <w:jc w:val="left"/>
-      </w:pPr>
-      <w:r>
-        <w:rPr>
-          <w:rFonts w:ascii="Georgia" w:hAnsi="Georgia" w:cs="Georgia" w:eastAsia="Georgia"/>
-          <w:b w:val="0"/>
-          <w:i w:val="0"/>
-          <w:color w:val="1A1A1A"/>
-          <w:sz w:val="19"/>
-        </w:rPr>
-        <w:t xml:space="preserve">Work item number 38 in the backlog </w:t>
-      </w:r>
-    </w:p>
-    <w:p>
-      <w:pPr>
-        <w:spacing w:before="126" w:after="0" w:lineRule="exact" w:line="40"/>
-        <w:ind w:left="692" w:right="3152"/>
-        <w:pBdr>
-          <w:top w:val="nil"/>
-          <w:left w:val="nil"/>
-          <w:bottom w:val="single" w:sz="8" w:space="0" w:color="D8DEE5"/>
-          <w:right w:val="nil"/>
-        </w:pBdr>
+        <w:spacing w:before="0" w:after="0" w:lineRule="exact" w:line="126"/>
       </w:pPr>
       <w:r>
         <w:rPr>
           <w:sz w:val="2"/>
         </w:rPr>
       </w:r>
-    </w:p>
-    <w:p>
-      <w:pPr>
-        <w:spacing w:before="0" w:after="0" w:lineRule="exact" w:line="20"/>
-      </w:pPr>
-      <w:r>
-        <w:br w:type="column"/>
-      </w:r>
-    </w:p>
-    <w:p>
-      <w:pPr>
-        <w:spacing w:before="0" w:after="0" w:lineRule="exact" w:line="220"/>
-        <w:ind w:left="8"/>
-        <w:jc w:val="left"/>
-      </w:pPr>
-      <w:r>
-        <w:rPr>
-          <w:rFonts w:ascii="Georgia" w:hAnsi="Georgia" w:cs="Georgia" w:eastAsia="Georgia"/>
-          <w:b w:val="0"/>
-          <w:i w:val="0"/>
-          <w:color w:val="1A1A1A"/>
-          <w:sz w:val="19"/>
-        </w:rPr>
-        <w:t xml:space="preserve">Team A </w:t>
-      </w:r>
-    </w:p>
-    <w:p>
-      <w:pPr>
-        <w:spacing w:before="0" w:after="0" w:lineRule="exact" w:line="220"/>
-        <w:ind w:left="1582"/>
-        <w:jc w:val="left"/>
-      </w:pPr>
-      <w:r>
-        <w:rPr>
-          <w:rFonts w:ascii="Georgia" w:hAnsi="Georgia" w:cs="Georgia" w:eastAsia="Georgia"/>
-          <w:b w:val="0"/>
-          <w:i w:val="0"/>
-          <w:color w:val="1A1A1A"/>
-          <w:sz w:val="19"/>
-        </w:rPr>
-        <w:t>in review</w:t>
-      </w:r>
-    </w:p>
-    <w:p>
-      <w:pPr>
-        <w:spacing w:before="680" w:after="0" w:lineRule="exact" w:line="220"/>
-        <w:ind w:left="8"/>
-        <w:jc w:val="left"/>
-      </w:pPr>
-      <w:r>
-        <w:rPr>
-          <w:rFonts w:ascii="Georgia" w:hAnsi="Georgia" w:cs="Georgia" w:eastAsia="Georgia"/>
-          <w:b w:val="0"/>
-          <w:i w:val="0"/>
-          <w:color w:val="1A1A1A"/>
-          <w:sz w:val="19"/>
-        </w:rPr>
-        <w:t xml:space="preserve">Team C </w:t>
-      </w:r>
-    </w:p>
-    <w:p>
-      <w:pPr>
-        <w:spacing w:before="0" w:after="0" w:lineRule="exact" w:line="220"/>
-        <w:ind w:left="1584"/>
-        <w:jc w:val="left"/>
-      </w:pPr>
-      <w:r>
-        <w:rPr>
-          <w:rFonts w:ascii="Georgia" w:hAnsi="Georgia" w:cs="Georgia" w:eastAsia="Georgia"/>
-          <w:b w:val="0"/>
-          <w:i w:val="0"/>
-          <w:color w:val="1A1A1A"/>
-          <w:sz w:val="19"/>
-        </w:rPr>
-        <w:t>open</w:t>
-      </w:r>
-    </w:p>
-    <w:p>
-      <w:pPr>
-        <w:spacing w:before="680" w:after="0" w:lineRule="exact" w:line="220"/>
-        <w:ind w:left="8"/>
-        <w:jc w:val="left"/>
-      </w:pPr>
-      <w:r>
-        <w:rPr>
-          <w:rFonts w:ascii="Georgia" w:hAnsi="Georgia" w:cs="Georgia" w:eastAsia="Georgia"/>
-          <w:b w:val="0"/>
-          <w:i w:val="0"/>
-          <w:color w:val="1A1A1A"/>
-          <w:sz w:val="19"/>
-        </w:rPr>
-        <w:t xml:space="preserve">Team E </w:t>
-      </w:r>
-    </w:p>
-    <w:p>
-      <w:pPr>
-        <w:spacing w:before="0" w:after="0" w:lineRule="exact" w:line="220"/>
-        <w:ind w:left="1584"/>
-        <w:jc w:val="left"/>
-      </w:pPr>
-      <w:r>
-        <w:rPr>
-          <w:rFonts w:ascii="Georgia" w:hAnsi="Georgia" w:cs="Georgia" w:eastAsia="Georgia"/>
-          <w:b w:val="0"/>
-          <w:i w:val="0"/>
-          <w:color w:val="1A1A1A"/>
-          <w:sz w:val="19"/>
-        </w:rPr>
-        <w:t>done</w:t>
-      </w:r>
-    </w:p>
-    <w:p>
-      <w:pPr>
-        <w:spacing w:before="680" w:after="0" w:lineRule="exact" w:line="220"/>
-        <w:ind w:left="8"/>
-        <w:jc w:val="left"/>
-      </w:pPr>
-      <w:r>
-        <w:rPr>
-          <w:rFonts w:ascii="Georgia" w:hAnsi="Georgia" w:cs="Georgia" w:eastAsia="Georgia"/>
-          <w:b w:val="0"/>
-          <w:i w:val="0"/>
-          <w:color w:val="1A1A1A"/>
-          <w:sz w:val="19"/>
-        </w:rPr>
-        <w:t xml:space="preserve">Team B </w:t>
-      </w:r>
-    </w:p>
-    <w:p>
-      <w:pPr>
-        <w:spacing w:before="0" w:after="0" w:lineRule="exact" w:line="220"/>
-        <w:ind w:left="1582"/>
-        <w:jc w:val="left"/>
-      </w:pPr>
-      <w:r>
-        <w:rPr>
-          <w:rFonts w:ascii="Georgia" w:hAnsi="Georgia" w:cs="Georgia" w:eastAsia="Georgia"/>
-          <w:b w:val="0"/>
-          <w:i w:val="0"/>
-          <w:color w:val="1A1A1A"/>
-          <w:sz w:val="19"/>
-        </w:rPr>
-        <w:t>in review</w:t>
-      </w:r>
-    </w:p>
-    <w:p>
-      <w:pPr>
-        <w:spacing w:before="680" w:after="0" w:lineRule="exact" w:line="220"/>
-        <w:ind w:left="8"/>
-        <w:jc w:val="left"/>
-      </w:pPr>
-      <w:r>
-        <w:rPr>
-          <w:rFonts w:ascii="Georgia" w:hAnsi="Georgia" w:cs="Georgia" w:eastAsia="Georgia"/>
-          <w:b w:val="0"/>
-          <w:i w:val="0"/>
-          <w:color w:val="1A1A1A"/>
-          <w:sz w:val="19"/>
-        </w:rPr>
-        <w:t xml:space="preserve">Team D </w:t>
-      </w:r>
-    </w:p>
-    <w:p>
-      <w:pPr>
-        <w:spacing w:before="0" w:after="0" w:lineRule="exact" w:line="220"/>
-        <w:ind w:left="1584"/>
-        <w:jc w:val="left"/>
-      </w:pPr>
-      <w:r>
-        <w:rPr>
-          <w:rFonts w:ascii="Georgia" w:hAnsi="Georgia" w:cs="Georgia" w:eastAsia="Georgia"/>
-          <w:b w:val="0"/>
-          <w:i w:val="0"/>
-          <w:color w:val="1A1A1A"/>
-          <w:sz w:val="19"/>
-        </w:rPr>
-        <w:t>open</w:t>
-      </w:r>
-    </w:p>
-    <w:p>
-      <w:pPr>
-        <w:spacing w:before="680" w:after="0" w:lineRule="exact" w:line="220"/>
-        <w:ind w:left="8"/>
-        <w:jc w:val="left"/>
-      </w:pPr>
-      <w:r>
-        <w:rPr>
-          <w:rFonts w:ascii="Georgia" w:hAnsi="Georgia" w:cs="Georgia" w:eastAsia="Georgia"/>
-          <w:b w:val="0"/>
-          <w:i w:val="0"/>
-          <w:color w:val="1A1A1A"/>
-          <w:sz w:val="19"/>
-        </w:rPr>
-        <w:t xml:space="preserve">Team A </w:t>
-      </w:r>
-    </w:p>
-    <w:p>
-      <w:pPr>
-        <w:spacing w:before="0" w:after="0" w:lineRule="exact" w:line="220"/>
-        <w:ind w:left="1584"/>
-        <w:jc w:val="left"/>
-      </w:pPr>
-      <w:r>
-        <w:rPr>
-          <w:rFonts w:ascii="Georgia" w:hAnsi="Georgia" w:cs="Georgia" w:eastAsia="Georgia"/>
-          <w:b w:val="0"/>
-          <w:i w:val="0"/>
-          <w:color w:val="1A1A1A"/>
-          <w:sz w:val="19"/>
-        </w:rPr>
-        <w:t>done</w:t>
-      </w:r>
-    </w:p>
-    <w:p>
-      <w:pPr>
-        <w:spacing w:before="680" w:after="0" w:lineRule="exact" w:line="220"/>
-        <w:ind w:left="8"/>
-        <w:jc w:val="left"/>
-      </w:pPr>
-      <w:r>
-        <w:rPr>
-          <w:rFonts w:ascii="Georgia" w:hAnsi="Georgia" w:cs="Georgia" w:eastAsia="Georgia"/>
-          <w:b w:val="0"/>
-          <w:i w:val="0"/>
-          <w:color w:val="1A1A1A"/>
-          <w:sz w:val="19"/>
-        </w:rPr>
-        <w:t xml:space="preserve">Team C </w:t>
-      </w:r>
-    </w:p>
-    <w:p>
-      <w:pPr>
-        <w:spacing w:before="0" w:after="0" w:lineRule="exact" w:line="220"/>
-        <w:ind w:left="1582"/>
-        <w:jc w:val="left"/>
-      </w:pPr>
-      <w:r>
-        <w:rPr>
-          <w:rFonts w:ascii="Georgia" w:hAnsi="Georgia" w:cs="Georgia" w:eastAsia="Georgia"/>
-          <w:b w:val="0"/>
-          <w:i w:val="0"/>
-          <w:color w:val="1A1A1A"/>
-          <w:sz w:val="19"/>
-        </w:rPr>
-        <w:t>in review</w:t>
-      </w:r>
-    </w:p>
-    <w:p>
-      <w:pPr>
-        <w:spacing w:before="680" w:after="0" w:lineRule="exact" w:line="220"/>
-        <w:ind w:left="8"/>
-        <w:jc w:val="left"/>
-      </w:pPr>
-      <w:r>
-        <w:rPr>
-          <w:rFonts w:ascii="Georgia" w:hAnsi="Georgia" w:cs="Georgia" w:eastAsia="Georgia"/>
-          <w:b w:val="0"/>
-          <w:i w:val="0"/>
-          <w:color w:val="1A1A1A"/>
-          <w:sz w:val="19"/>
-        </w:rPr>
-        <w:t xml:space="preserve">Team E </w:t>
-      </w:r>
-    </w:p>
-    <w:p>
-      <w:pPr>
-        <w:spacing w:before="0" w:after="0" w:lineRule="exact" w:line="220"/>
-        <w:ind w:left="1584"/>
-        <w:jc w:val="left"/>
-      </w:pPr>
-      <w:r>
-        <w:rPr>
-          <w:rFonts w:ascii="Georgia" w:hAnsi="Georgia" w:cs="Georgia" w:eastAsia="Georgia"/>
-          <w:b w:val="0"/>
-          <w:i w:val="0"/>
-          <w:color w:val="1A1A1A"/>
-          <w:sz w:val="19"/>
-        </w:rPr>
-        <w:t>open</w:t>
-      </w:r>
-    </w:p>
-    <w:p>
-      <w:pPr>
-        <w:spacing w:before="680" w:after="0" w:lineRule="exact" w:line="220"/>
-        <w:ind w:left="8"/>
-        <w:jc w:val="left"/>
-      </w:pPr>
-      <w:r>
-        <w:rPr>
-          <w:rFonts w:ascii="Georgia" w:hAnsi="Georgia" w:cs="Georgia" w:eastAsia="Georgia"/>
-          <w:b w:val="0"/>
-          <w:i w:val="0"/>
-          <w:color w:val="1A1A1A"/>
-          <w:sz w:val="19"/>
-        </w:rPr>
-        <w:t xml:space="preserve">Team B </w:t>
-      </w:r>
-    </w:p>
-    <w:p>
-      <w:pPr>
-        <w:spacing w:before="0" w:after="0" w:lineRule="exact" w:line="220"/>
-        <w:ind w:left="1584"/>
-        <w:jc w:val="left"/>
-      </w:pPr>
-      <w:r>
-        <w:rPr>
-          <w:rFonts w:ascii="Georgia" w:hAnsi="Georgia" w:cs="Georgia" w:eastAsia="Georgia"/>
-          <w:b w:val="0"/>
-          <w:i w:val="0"/>
-          <w:color w:val="1A1A1A"/>
-          <w:sz w:val="19"/>
-        </w:rPr>
-        <w:t>done</w:t>
-      </w:r>
-    </w:p>
-    <w:p>
-      <w:pPr>
-        <w:spacing w:before="680" w:after="0" w:lineRule="exact" w:line="220"/>
-        <w:ind w:left="8"/>
-        <w:jc w:val="left"/>
-      </w:pPr>
-      <w:r>
-        <w:rPr>
-          <w:rFonts w:ascii="Georgia" w:hAnsi="Georgia" w:cs="Georgia" w:eastAsia="Georgia"/>
-          <w:b w:val="0"/>
-          <w:i w:val="0"/>
-          <w:color w:val="1A1A1A"/>
-          <w:sz w:val="19"/>
-        </w:rPr>
-        <w:t xml:space="preserve">Team D </w:t>
-      </w:r>
-    </w:p>
-    <w:p>
-      <w:pPr>
-        <w:spacing w:before="0" w:after="0" w:lineRule="exact" w:line="220"/>
-        <w:ind w:left="1582"/>
-        <w:jc w:val="left"/>
-      </w:pPr>
-      <w:r>
-        <w:rPr>
-          <w:rFonts w:ascii="Georgia" w:hAnsi="Georgia" w:cs="Georgia" w:eastAsia="Georgia"/>
-          <w:b w:val="0"/>
-          <w:i w:val="0"/>
-          <w:color w:val="1A1A1A"/>
-          <w:sz w:val="19"/>
-        </w:rPr>
-        <w:t>in review</w:t>
-      </w:r>
-    </w:p>
-    <w:p>
-      <w:pPr>
-        <w:spacing w:before="680" w:after="0" w:lineRule="exact" w:line="220"/>
-        <w:ind w:left="8"/>
-        <w:jc w:val="left"/>
-      </w:pPr>
-      <w:r>
-        <w:rPr>
-          <w:rFonts w:ascii="Georgia" w:hAnsi="Georgia" w:cs="Georgia" w:eastAsia="Georgia"/>
-          <w:b w:val="0"/>
-          <w:i w:val="0"/>
-          <w:color w:val="1A1A1A"/>
-          <w:sz w:val="19"/>
-        </w:rPr>
-        <w:t xml:space="preserve">Team A </w:t>
-      </w:r>
-    </w:p>
-    <w:p>
-      <w:pPr>
-        <w:spacing w:before="0" w:after="0" w:lineRule="exact" w:line="220"/>
-        <w:ind w:left="1584"/>
-        <w:jc w:val="left"/>
-      </w:pPr>
-      <w:r>
-        <w:rPr>
-          <w:rFonts w:ascii="Georgia" w:hAnsi="Georgia" w:cs="Georgia" w:eastAsia="Georgia"/>
-          <w:b w:val="0"/>
-          <w:i w:val="0"/>
-          <w:color w:val="1A1A1A"/>
-          <w:sz w:val="19"/>
-        </w:rPr>
-        <w:t>open</w:t>
-      </w:r>
-    </w:p>
-    <w:p>
-      <w:pPr>
-        <w:spacing w:before="680" w:after="0" w:lineRule="exact" w:line="220"/>
-        <w:ind w:left="8"/>
-        <w:jc w:val="left"/>
-      </w:pPr>
-      <w:r>
-        <w:rPr>
-          <w:rFonts w:ascii="Georgia" w:hAnsi="Georgia" w:cs="Georgia" w:eastAsia="Georgia"/>
-          <w:b w:val="0"/>
-          <w:i w:val="0"/>
-          <w:color w:val="1A1A1A"/>
-          <w:sz w:val="19"/>
-        </w:rPr>
-        <w:t xml:space="preserve">Team C </w:t>
-      </w:r>
-    </w:p>
-    <w:p>
-      <w:pPr>
-        <w:spacing w:before="0" w:after="0" w:lineRule="exact" w:line="220"/>
-        <w:ind w:left="1584"/>
-        <w:jc w:val="left"/>
-      </w:pPr>
-      <w:r>
-        <w:rPr>
-          <w:rFonts w:ascii="Georgia" w:hAnsi="Georgia" w:cs="Georgia" w:eastAsia="Georgia"/>
-          <w:b w:val="0"/>
-          <w:i w:val="0"/>
-          <w:color w:val="1A1A1A"/>
-          <w:sz w:val="19"/>
-        </w:rPr>
-        <w:t>done</w:t>
-      </w:r>
-    </w:p>
-    <w:p>
-      <w:pPr>
-        <w:spacing w:before="680" w:after="0" w:lineRule="exact" w:line="220"/>
-        <w:ind w:left="8"/>
-        <w:jc w:val="left"/>
-      </w:pPr>
-      <w:r>
-        <w:rPr>
-          <w:rFonts w:ascii="Georgia" w:hAnsi="Georgia" w:cs="Georgia" w:eastAsia="Georgia"/>
-          <w:b w:val="0"/>
-          <w:i w:val="0"/>
-          <w:color w:val="1A1A1A"/>
-          <w:sz w:val="19"/>
-        </w:rPr>
-        <w:t xml:space="preserve">Team E </w:t>
-      </w:r>
-    </w:p>
-    <w:p>
-      <w:pPr>
-        <w:spacing w:before="0" w:after="0" w:lineRule="exact" w:line="220"/>
-        <w:ind w:left="1582"/>
-        <w:jc w:val="left"/>
-      </w:pPr>
-      <w:r>
-        <w:rPr>
-          <w:rFonts w:ascii="Georgia" w:hAnsi="Georgia" w:cs="Georgia" w:eastAsia="Georgia"/>
-          <w:b w:val="0"/>
-          <w:i w:val="0"/>
-          <w:color w:val="1A1A1A"/>
-          <w:sz w:val="19"/>
-        </w:rPr>
-        <w:t>in review</w:t>
-      </w:r>
-    </w:p>
-    <w:p>
-      <w:pPr>
-        <w:spacing w:before="680" w:after="0" w:lineRule="exact" w:line="220"/>
-        <w:ind w:left="8"/>
-        <w:jc w:val="left"/>
-      </w:pPr>
-      <w:r>
-        <w:rPr>
-          <w:rFonts w:ascii="Georgia" w:hAnsi="Georgia" w:cs="Georgia" w:eastAsia="Georgia"/>
-          <w:b w:val="0"/>
-          <w:i w:val="0"/>
-          <w:color w:val="1A1A1A"/>
-          <w:sz w:val="19"/>
-        </w:rPr>
-        <w:t xml:space="preserve">Team B </w:t>
-      </w:r>
-    </w:p>
-    <w:p>
-      <w:pPr>
-        <w:spacing w:before="0" w:after="0" w:lineRule="exact" w:line="220"/>
-        <w:ind w:left="1584"/>
-        <w:jc w:val="left"/>
-      </w:pPr>
-      <w:r>
-        <w:rPr>
-          <w:rFonts w:ascii="Georgia" w:hAnsi="Georgia" w:cs="Georgia" w:eastAsia="Georgia"/>
-          <w:b w:val="0"/>
-          <w:i w:val="0"/>
-          <w:color w:val="1A1A1A"/>
-          <w:sz w:val="19"/>
-        </w:rPr>
-        <w:t>open</w:t>
-      </w:r>
-    </w:p>
-    <w:p>
-      <w:pPr>
-        <w:spacing w:before="680" w:after="0" w:lineRule="exact" w:line="220"/>
-        <w:ind w:left="8"/>
-        <w:jc w:val="left"/>
-      </w:pPr>
-      <w:r>
-        <w:rPr>
-          <w:rFonts w:ascii="Georgia" w:hAnsi="Georgia" w:cs="Georgia" w:eastAsia="Georgia"/>
-          <w:b w:val="0"/>
-          <w:i w:val="0"/>
-          <w:color w:val="1A1A1A"/>
-          <w:sz w:val="19"/>
-        </w:rPr>
-        <w:t xml:space="preserve">Team D </w:t>
-      </w:r>
-    </w:p>
-    <w:p>
-      <w:pPr>
-        <w:spacing w:before="0" w:after="0" w:lineRule="exact" w:line="220"/>
-        <w:ind w:left="1584"/>
-        <w:jc w:val="left"/>
-      </w:pPr>
-      <w:r>
-        <w:rPr>
-          <w:rFonts w:ascii="Georgia" w:hAnsi="Georgia" w:cs="Georgia" w:eastAsia="Georgia"/>
-          <w:b w:val="0"/>
-          <w:i w:val="0"/>
-          <w:color w:val="1A1A1A"/>
-          <w:sz w:val="19"/>
-        </w:rPr>
-        <w:t>done</w:t>
-      </w:r>
-    </w:p>
-    <w:p>
-      <w:pPr>
-        <w:sectPr>
-          <w:type w:val="continuous"/>
-          <w:pgSz w:w="12240" w:h="15840"/>
-          <w:pgMar w:top="1290" w:right="1378" w:bottom="1150" w:left="1378" w:header="720" w:footer="720" w:gutter="0"/>
-          <w:cols w:num="2" w:space="200" w:equalWidth="1"/>
-          <w:docGrid w:linePitch="360"/>
-        </w:sectPr>
-        <w:spacing w:before="0" w:after="0" w:line="20" w:lineRule="exact"/>
-      </w:pPr>
     </w:p>
     <w:tbl>
       <w:tblPr>
@@ -3709,7 +2354,24 @@
     </w:tbl>
     <w:p>
       <w:pPr>
-        <w:spacing w:before="0" w:after="0" w:lineRule="exact" w:line="450"/>
+        <w:spacing w:before="104" w:after="0" w:lineRule="exact" w:line="220"/>
+        <w:ind w:left="4"/>
+        <w:jc w:val="left"/>
+      </w:pPr>
+      <w:r>
+        <w:rPr>
+          <w:rFonts w:ascii="Georgia" w:hAnsi="Georgia" w:cs="Georgia" w:eastAsia="Georgia"/>
+          <w:b w:val="0"/>
+          <w:i w:val="0"/>
+          <w:color w:val="1A1A1A"/>
+          <w:sz w:val="19"/>
+        </w:rPr>
+        <w:t>12 Work item number 12 in the backlog Team C open</w:t>
+      </w:r>
+    </w:p>
+    <w:p>
+      <w:pPr>
+        <w:spacing w:before="0" w:after="0" w:lineRule="exact" w:line="126"/>
       </w:pPr>
       <w:r>
         <w:rPr>
@@ -3885,7 +2547,24 @@
     </w:tbl>
     <w:p>
       <w:pPr>
-        <w:spacing w:before="0" w:after="0" w:lineRule="exact" w:line="450"/>
+        <w:spacing w:before="104" w:after="0" w:lineRule="exact" w:line="220"/>
+        <w:ind w:left="4"/>
+        <w:jc w:val="left"/>
+      </w:pPr>
+      <w:r>
+        <w:rPr>
+          <w:rFonts w:ascii="Georgia" w:hAnsi="Georgia" w:cs="Georgia" w:eastAsia="Georgia"/>
+          <w:b w:val="0"/>
+          <w:i w:val="0"/>
+          <w:color w:val="1A1A1A"/>
+          <w:sz w:val="19"/>
+        </w:rPr>
+        <w:t>14 Work item number 14 in the backlog Team E done</w:t>
+      </w:r>
+    </w:p>
+    <w:p>
+      <w:pPr>
+        <w:spacing w:before="0" w:after="0" w:lineRule="exact" w:line="126"/>
       </w:pPr>
       <w:r>
         <w:rPr>
@@ -4061,7 +2740,24 @@
     </w:tbl>
     <w:p>
       <w:pPr>
-        <w:spacing w:before="0" w:after="0" w:lineRule="exact" w:line="450"/>
+        <w:spacing w:before="104" w:after="0" w:lineRule="exact" w:line="220"/>
+        <w:ind w:left="4"/>
+        <w:jc w:val="left"/>
+      </w:pPr>
+      <w:r>
+        <w:rPr>
+          <w:rFonts w:ascii="Georgia" w:hAnsi="Georgia" w:cs="Georgia" w:eastAsia="Georgia"/>
+          <w:b w:val="0"/>
+          <w:i w:val="0"/>
+          <w:color w:val="1A1A1A"/>
+          <w:sz w:val="19"/>
+        </w:rPr>
+        <w:t>16 Work item number 16 in the backlog Team B in review</w:t>
+      </w:r>
+    </w:p>
+    <w:p>
+      <w:pPr>
+        <w:spacing w:before="0" w:after="0" w:lineRule="exact" w:line="126"/>
       </w:pPr>
       <w:r>
         <w:rPr>
@@ -4237,7 +2933,24 @@
     </w:tbl>
     <w:p>
       <w:pPr>
-        <w:spacing w:before="0" w:after="0" w:lineRule="exact" w:line="450"/>
+        <w:spacing w:before="104" w:after="0" w:lineRule="exact" w:line="220"/>
+        <w:ind w:left="4"/>
+        <w:jc w:val="left"/>
+      </w:pPr>
+      <w:r>
+        <w:rPr>
+          <w:rFonts w:ascii="Georgia" w:hAnsi="Georgia" w:cs="Georgia" w:eastAsia="Georgia"/>
+          <w:b w:val="0"/>
+          <w:i w:val="0"/>
+          <w:color w:val="1A1A1A"/>
+          <w:sz w:val="19"/>
+        </w:rPr>
+        <w:t>18 Work item number 18 in the backlog Team D open</w:t>
+      </w:r>
+    </w:p>
+    <w:p>
+      <w:pPr>
+        <w:spacing w:before="0" w:after="0" w:lineRule="exact" w:line="126"/>
       </w:pPr>
       <w:r>
         <w:rPr>
@@ -4413,7 +3126,24 @@
     </w:tbl>
     <w:p>
       <w:pPr>
-        <w:spacing w:before="0" w:after="0" w:lineRule="exact" w:line="450"/>
+        <w:spacing w:before="104" w:after="0" w:lineRule="exact" w:line="220"/>
+        <w:ind w:left="2"/>
+        <w:jc w:val="left"/>
+      </w:pPr>
+      <w:r>
+        <w:rPr>
+          <w:rFonts w:ascii="Georgia" w:hAnsi="Georgia" w:cs="Georgia" w:eastAsia="Georgia"/>
+          <w:b w:val="0"/>
+          <w:i w:val="0"/>
+          <w:color w:val="1A1A1A"/>
+          <w:sz w:val="19"/>
+        </w:rPr>
+        <w:t>20 Work item number 20 in the backlog Team A done</w:t>
+      </w:r>
+    </w:p>
+    <w:p>
+      <w:pPr>
+        <w:spacing w:before="0" w:after="0" w:lineRule="exact" w:line="126"/>
       </w:pPr>
       <w:r>
         <w:rPr>
@@ -4589,7 +3319,24 @@
     </w:tbl>
     <w:p>
       <w:pPr>
-        <w:spacing w:before="0" w:after="0" w:lineRule="exact" w:line="450"/>
+        <w:spacing w:before="104" w:after="0" w:lineRule="exact" w:line="220"/>
+        <w:ind w:left="2"/>
+        <w:jc w:val="left"/>
+      </w:pPr>
+      <w:r>
+        <w:rPr>
+          <w:rFonts w:ascii="Georgia" w:hAnsi="Georgia" w:cs="Georgia" w:eastAsia="Georgia"/>
+          <w:b w:val="0"/>
+          <w:i w:val="0"/>
+          <w:color w:val="1A1A1A"/>
+          <w:sz w:val="19"/>
+        </w:rPr>
+        <w:t>22 Work item number 22 in the backlog Team C in review</w:t>
+      </w:r>
+    </w:p>
+    <w:p>
+      <w:pPr>
+        <w:spacing w:before="0" w:after="0" w:lineRule="exact" w:line="126"/>
       </w:pPr>
       <w:r>
         <w:rPr>
@@ -4765,7 +3512,24 @@
     </w:tbl>
     <w:p>
       <w:pPr>
-        <w:spacing w:before="0" w:after="0" w:lineRule="exact" w:line="450"/>
+        <w:spacing w:before="104" w:after="0" w:lineRule="exact" w:line="220"/>
+        <w:ind w:left="2"/>
+        <w:jc w:val="left"/>
+      </w:pPr>
+      <w:r>
+        <w:rPr>
+          <w:rFonts w:ascii="Georgia" w:hAnsi="Georgia" w:cs="Georgia" w:eastAsia="Georgia"/>
+          <w:b w:val="0"/>
+          <w:i w:val="0"/>
+          <w:color w:val="1A1A1A"/>
+          <w:sz w:val="19"/>
+        </w:rPr>
+        <w:t>24 Work item number 24 in the backlog Team E open</w:t>
+      </w:r>
+    </w:p>
+    <w:p>
+      <w:pPr>
+        <w:spacing w:before="0" w:after="0" w:lineRule="exact" w:line="126"/>
       </w:pPr>
       <w:r>
         <w:rPr>
@@ -4941,7 +3705,24 @@
     </w:tbl>
     <w:p>
       <w:pPr>
-        <w:spacing w:before="0" w:after="0" w:lineRule="exact" w:line="450"/>
+        <w:spacing w:before="104" w:after="0" w:lineRule="exact" w:line="220"/>
+        <w:ind w:left="2"/>
+        <w:jc w:val="left"/>
+      </w:pPr>
+      <w:r>
+        <w:rPr>
+          <w:rFonts w:ascii="Georgia" w:hAnsi="Georgia" w:cs="Georgia" w:eastAsia="Georgia"/>
+          <w:b w:val="0"/>
+          <w:i w:val="0"/>
+          <w:color w:val="1A1A1A"/>
+          <w:sz w:val="19"/>
+        </w:rPr>
+        <w:t>26 Work item number 26 in the backlog Team B done</w:t>
+      </w:r>
+    </w:p>
+    <w:p>
+      <w:pPr>
+        <w:spacing w:before="0" w:after="0" w:lineRule="exact" w:line="126"/>
       </w:pPr>
       <w:r>
         <w:rPr>
@@ -5117,7 +3898,24 @@
     </w:tbl>
     <w:p>
       <w:pPr>
-        <w:spacing w:before="0" w:after="0" w:lineRule="exact" w:line="450"/>
+        <w:spacing w:before="104" w:after="0" w:lineRule="exact" w:line="220"/>
+        <w:ind w:left="2"/>
+        <w:jc w:val="left"/>
+      </w:pPr>
+      <w:r>
+        <w:rPr>
+          <w:rFonts w:ascii="Georgia" w:hAnsi="Georgia" w:cs="Georgia" w:eastAsia="Georgia"/>
+          <w:b w:val="0"/>
+          <w:i w:val="0"/>
+          <w:color w:val="1A1A1A"/>
+          <w:sz w:val="19"/>
+        </w:rPr>
+        <w:t>28 Work item number 28 in the backlog Team D in review</w:t>
+      </w:r>
+    </w:p>
+    <w:p>
+      <w:pPr>
+        <w:spacing w:before="0" w:after="0" w:lineRule="exact" w:line="126"/>
       </w:pPr>
       <w:r>
         <w:rPr>
@@ -5293,7 +4091,23 @@
     </w:tbl>
     <w:p>
       <w:pPr>
-        <w:spacing w:before="0" w:after="0" w:lineRule="exact" w:line="450"/>
+        <w:spacing w:before="104" w:after="0" w:lineRule="exact" w:line="220"/>
+        <w:jc w:val="left"/>
+      </w:pPr>
+      <w:r>
+        <w:rPr>
+          <w:rFonts w:ascii="Georgia" w:hAnsi="Georgia" w:cs="Georgia" w:eastAsia="Georgia"/>
+          <w:b w:val="0"/>
+          <w:i w:val="0"/>
+          <w:color w:val="1A1A1A"/>
+          <w:sz w:val="19"/>
+        </w:rPr>
+        <w:t>30 Work item number 30 in the backlog Team A open</w:t>
+      </w:r>
+    </w:p>
+    <w:p>
+      <w:pPr>
+        <w:spacing w:before="0" w:after="0" w:lineRule="exact" w:line="126"/>
       </w:pPr>
       <w:r>
         <w:rPr>
@@ -5469,7 +4283,23 @@
     </w:tbl>
     <w:p>
       <w:pPr>
-        <w:spacing w:before="0" w:after="0" w:lineRule="exact" w:line="450"/>
+        <w:spacing w:before="104" w:after="0" w:lineRule="exact" w:line="220"/>
+        <w:jc w:val="left"/>
+      </w:pPr>
+      <w:r>
+        <w:rPr>
+          <w:rFonts w:ascii="Georgia" w:hAnsi="Georgia" w:cs="Georgia" w:eastAsia="Georgia"/>
+          <w:b w:val="0"/>
+          <w:i w:val="0"/>
+          <w:color w:val="1A1A1A"/>
+          <w:sz w:val="19"/>
+        </w:rPr>
+        <w:t>32 Work item number 32 in the backlog Team C done</w:t>
+      </w:r>
+    </w:p>
+    <w:p>
+      <w:pPr>
+        <w:spacing w:before="0" w:after="0" w:lineRule="exact" w:line="126"/>
       </w:pPr>
       <w:r>
         <w:rPr>
@@ -5645,7 +4475,23 @@
     </w:tbl>
     <w:p>
       <w:pPr>
-        <w:spacing w:before="0" w:after="0" w:lineRule="exact" w:line="450"/>
+        <w:spacing w:before="104" w:after="0" w:lineRule="exact" w:line="220"/>
+        <w:jc w:val="left"/>
+      </w:pPr>
+      <w:r>
+        <w:rPr>
+          <w:rFonts w:ascii="Georgia" w:hAnsi="Georgia" w:cs="Georgia" w:eastAsia="Georgia"/>
+          <w:b w:val="0"/>
+          <w:i w:val="0"/>
+          <w:color w:val="1A1A1A"/>
+          <w:sz w:val="19"/>
+        </w:rPr>
+        <w:t>34 Work item number 34 in the backlog Team E in review</w:t>
+      </w:r>
+    </w:p>
+    <w:p>
+      <w:pPr>
+        <w:spacing w:before="0" w:after="0" w:lineRule="exact" w:line="126"/>
       </w:pPr>
       <w:r>
         <w:rPr>
@@ -5821,7 +4667,23 @@
     </w:tbl>
     <w:p>
       <w:pPr>
-        <w:spacing w:before="0" w:after="0" w:lineRule="exact" w:line="450"/>
+        <w:spacing w:before="104" w:after="0" w:lineRule="exact" w:line="220"/>
+        <w:jc w:val="left"/>
+      </w:pPr>
+      <w:r>
+        <w:rPr>
+          <w:rFonts w:ascii="Georgia" w:hAnsi="Georgia" w:cs="Georgia" w:eastAsia="Georgia"/>
+          <w:b w:val="0"/>
+          <w:i w:val="0"/>
+          <w:color w:val="1A1A1A"/>
+          <w:sz w:val="19"/>
+        </w:rPr>
+        <w:t>36 Work item number 36 in the backlog Team B open</w:t>
+      </w:r>
+    </w:p>
+    <w:p>
+      <w:pPr>
+        <w:spacing w:before="0" w:after="0" w:lineRule="exact" w:line="126"/>
       </w:pPr>
       <w:r>
         <w:rPr>
@@ -5995,6 +4857,39 @@
         </w:tc>
       </w:tr>
     </w:tbl>
+    <w:p>
+      <w:pPr>
+        <w:spacing w:before="104" w:after="0" w:lineRule="exact" w:line="220"/>
+        <w:jc w:val="left"/>
+      </w:pPr>
+      <w:r>
+        <w:rPr>
+          <w:rFonts w:ascii="Georgia" w:hAnsi="Georgia" w:cs="Georgia" w:eastAsia="Georgia"/>
+          <w:b w:val="0"/>
+          <w:i w:val="0"/>
+          <w:color w:val="1A1A1A"/>
+          <w:sz w:val="19"/>
+        </w:rPr>
+        <w:t>38 Work item number 38 in the backlog Team D done</w:t>
+      </w:r>
+    </w:p>
+    <w:p>
+      <w:pPr>
+        <w:spacing w:before="126" w:after="0" w:lineRule="exact" w:line="40"/>
+        <w:ind w:left="692" w:right="3152"/>
+        <w:pBdr>
+          <w:top w:val="nil"/>
+          <w:left w:val="nil"/>
+          <w:bottom w:val="single" w:sz="8" w:space="0" w:color="D8DEE5"/>
+          <w:right w:val="nil"/>
+        </w:pBdr>
+      </w:pPr>
+      <w:r>
+        <w:rPr>
+          <w:sz w:val="2"/>
+        </w:rPr>
+      </w:r>
+    </w:p>
     <w:p>
       <w:pPr>
         <w:spacing w:before="0" w:after="0" w:lineRule="exact" w:line="20"/>
@@ -6182,58 +5077,7 @@
           <w:color w:val="1A1A1A"/>
           <w:sz w:val="19"/>
         </w:rPr>
-        <w:t xml:space="preserve">40 </w:t>
-      </w:r>
-    </w:p>
-    <w:p>
-      <w:pPr>
-        <w:spacing w:before="0" w:after="0" w:lineRule="exact" w:line="220"/>
-        <w:ind w:left="834"/>
-        <w:jc w:val="left"/>
-      </w:pPr>
-      <w:r>
-        <w:rPr>
-          <w:rFonts w:ascii="Georgia" w:hAnsi="Georgia" w:cs="Georgia" w:eastAsia="Georgia"/>
-          <w:b w:val="0"/>
-          <w:i w:val="0"/>
-          <w:color w:val="1A1A1A"/>
-          <w:sz w:val="19"/>
-        </w:rPr>
-        <w:t xml:space="preserve">Work item number 40 in the backlog </w:t>
-      </w:r>
-    </w:p>
-    <w:p>
-      <w:pPr>
-        <w:spacing w:before="0" w:after="0" w:lineRule="exact" w:line="220"/>
-        <w:ind w:left="6470"/>
-        <w:jc w:val="left"/>
-      </w:pPr>
-      <w:r>
-        <w:rPr>
-          <w:rFonts w:ascii="Georgia" w:hAnsi="Georgia" w:cs="Georgia" w:eastAsia="Georgia"/>
-          <w:b w:val="0"/>
-          <w:i w:val="0"/>
-          <w:color w:val="1A1A1A"/>
-          <w:sz w:val="19"/>
-        </w:rPr>
-        <w:t xml:space="preserve">Team A </w:t>
-      </w:r>
-    </w:p>
-    <w:p>
-      <w:pPr>
-        <w:spacing w:before="0" w:after="0" w:lineRule="exact" w:line="220"/>
-        <w:ind w:left="8044"/>
-        <w:jc w:val="left"/>
-      </w:pPr>
-      <w:r>
-        <w:rPr>
-          <w:rFonts w:ascii="Georgia" w:hAnsi="Georgia" w:cs="Georgia" w:eastAsia="Georgia"/>
-          <w:b w:val="0"/>
-          <w:i w:val="0"/>
-          <w:color w:val="1A1A1A"/>
-          <w:sz w:val="19"/>
-        </w:rPr>
-        <w:t>in review</w:t>
+        <w:t>40 Work item number 40 in the backlog Team A in review</w:t>
       </w:r>
     </w:p>
     <w:p>
@@ -6425,58 +5269,7 @@
           <w:color w:val="1A1A1A"/>
           <w:sz w:val="19"/>
         </w:rPr>
-        <w:t xml:space="preserve">42 </w:t>
-      </w:r>
-    </w:p>
-    <w:p>
-      <w:pPr>
-        <w:spacing w:before="0" w:after="0" w:lineRule="exact" w:line="220"/>
-        <w:ind w:left="834"/>
-        <w:jc w:val="left"/>
-      </w:pPr>
-      <w:r>
-        <w:rPr>
-          <w:rFonts w:ascii="Georgia" w:hAnsi="Georgia" w:cs="Georgia" w:eastAsia="Georgia"/>
-          <w:b w:val="0"/>
-          <w:i w:val="0"/>
-          <w:color w:val="1A1A1A"/>
-          <w:sz w:val="19"/>
-        </w:rPr>
-        <w:t xml:space="preserve">Work item number 42 in the backlog </w:t>
-      </w:r>
-    </w:p>
-    <w:p>
-      <w:pPr>
-        <w:spacing w:before="0" w:after="0" w:lineRule="exact" w:line="220"/>
-        <w:ind w:left="6470"/>
-        <w:jc w:val="left"/>
-      </w:pPr>
-      <w:r>
-        <w:rPr>
-          <w:rFonts w:ascii="Georgia" w:hAnsi="Georgia" w:cs="Georgia" w:eastAsia="Georgia"/>
-          <w:b w:val="0"/>
-          <w:i w:val="0"/>
-          <w:color w:val="1A1A1A"/>
-          <w:sz w:val="19"/>
-        </w:rPr>
-        <w:t xml:space="preserve">Team C </w:t>
-      </w:r>
-    </w:p>
-    <w:p>
-      <w:pPr>
-        <w:spacing w:before="0" w:after="0" w:lineRule="exact" w:line="220"/>
-        <w:ind w:left="8046"/>
-        <w:jc w:val="left"/>
-      </w:pPr>
-      <w:r>
-        <w:rPr>
-          <w:rFonts w:ascii="Georgia" w:hAnsi="Georgia" w:cs="Georgia" w:eastAsia="Georgia"/>
-          <w:b w:val="0"/>
-          <w:i w:val="0"/>
-          <w:color w:val="1A1A1A"/>
-          <w:sz w:val="19"/>
-        </w:rPr>
-        <w:t>open</w:t>
+        <w:t>42 Work item number 42 in the backlog Team C open</w:t>
       </w:r>
     </w:p>
     <w:p>
@@ -6668,58 +5461,7 @@
           <w:color w:val="1A1A1A"/>
           <w:sz w:val="19"/>
         </w:rPr>
-        <w:t xml:space="preserve">44 </w:t>
-      </w:r>
-    </w:p>
-    <w:p>
-      <w:pPr>
-        <w:spacing w:before="0" w:after="0" w:lineRule="exact" w:line="220"/>
-        <w:ind w:left="834"/>
-        <w:jc w:val="left"/>
-      </w:pPr>
-      <w:r>
-        <w:rPr>
-          <w:rFonts w:ascii="Georgia" w:hAnsi="Georgia" w:cs="Georgia" w:eastAsia="Georgia"/>
-          <w:b w:val="0"/>
-          <w:i w:val="0"/>
-          <w:color w:val="1A1A1A"/>
-          <w:sz w:val="19"/>
-        </w:rPr>
-        <w:t xml:space="preserve">Work item number 44 in the backlog </w:t>
-      </w:r>
-    </w:p>
-    <w:p>
-      <w:pPr>
-        <w:spacing w:before="0" w:after="0" w:lineRule="exact" w:line="220"/>
-        <w:ind w:left="6470"/>
-        <w:jc w:val="left"/>
-      </w:pPr>
-      <w:r>
-        <w:rPr>
-          <w:rFonts w:ascii="Georgia" w:hAnsi="Georgia" w:cs="Georgia" w:eastAsia="Georgia"/>
-          <w:b w:val="0"/>
-          <w:i w:val="0"/>
-          <w:color w:val="1A1A1A"/>
-          <w:sz w:val="19"/>
-        </w:rPr>
-        <w:t xml:space="preserve">Team E </w:t>
-      </w:r>
-    </w:p>
-    <w:p>
-      <w:pPr>
-        <w:spacing w:before="0" w:after="0" w:lineRule="exact" w:line="220"/>
-        <w:ind w:left="8046"/>
-        <w:jc w:val="left"/>
-      </w:pPr>
-      <w:r>
-        <w:rPr>
-          <w:rFonts w:ascii="Georgia" w:hAnsi="Georgia" w:cs="Georgia" w:eastAsia="Georgia"/>
-          <w:b w:val="0"/>
-          <w:i w:val="0"/>
-          <w:color w:val="1A1A1A"/>
-          <w:sz w:val="19"/>
-        </w:rPr>
-        <w:t>done</w:t>
+        <w:t>44 Work item number 44 in the backlog Team E done</w:t>
       </w:r>
     </w:p>
     <w:p>
@@ -6899,7 +5641,6 @@
       </w:tr>
     </w:tbl>
     <w:sectPr>
-      <w:type w:val="continuous"/>
       <w:pgSz w:w="12240" w:h="15840"/>
       <w:pgMar w:top="1290" w:right="1378" w:bottom="1150" w:left="1378" w:header="720" w:footer="720" w:gutter="0"/>
       <w:cols w:num="1"/>
